--- a/documents/word/07_Risk_Compliance.docx
+++ b/documents/word/07_Risk_Compliance.docx
@@ -18,6 +18,7 @@
           <w14:ligatures w14:val="none"/>
         </w:rPr>
       </w:pPr>
+      <w:bookmarkStart w:id="0" w:name="_Toc224153319"/>
       <w:r>
         <w:rPr>
           <w:rFonts w:ascii="Times New Roman" w:eastAsia="Times New Roman" w:hAnsi="Times New Roman" w:cs="Times New Roman"/>
@@ -57,7 +58,1655 @@
         </w:rPr>
         <w:t>07_Risk_Compliance</w:t>
       </w:r>
-    </w:p>
+      <w:bookmarkEnd w:id="0"/>
+    </w:p>
+    <w:p>
+      <w:pPr>
+        <w:rPr>
+          <w:rFonts w:ascii="Times New Roman" w:eastAsia="Times New Roman" w:hAnsi="Times New Roman" w:cs="Times New Roman"/>
+          <w:b/>
+          <w:bCs/>
+          <w:kern w:val="0"/>
+          <w:sz w:val="27"/>
+          <w:szCs w:val="27"/>
+          <w:lang w:val="en-GB" w:eastAsia="en-GB" w:bidi="ar-SA"/>
+          <w14:ligatures w14:val="none"/>
+        </w:rPr>
+      </w:pPr>
+      <w:r>
+        <w:rPr>
+          <w:rFonts w:ascii="Times New Roman" w:eastAsia="Times New Roman" w:hAnsi="Times New Roman" w:cs="Times New Roman"/>
+          <w:b/>
+          <w:bCs/>
+          <w:kern w:val="0"/>
+          <w:sz w:val="27"/>
+          <w:szCs w:val="27"/>
+          <w:lang w:val="en-GB" w:eastAsia="en-GB" w:bidi="ar-SA"/>
+          <w14:ligatures w14:val="none"/>
+        </w:rPr>
+        <w:t xml:space="preserve">Document quality </w:t>
+      </w:r>
+    </w:p>
+    <w:tbl>
+      <w:tblPr>
+        <w:tblStyle w:val="PlainTable1"/>
+        <w:tblW w:w="9085" w:type="dxa"/>
+        <w:tblLook w:val="04A0" w:firstRow="1" w:lastRow="0" w:firstColumn="1" w:lastColumn="0" w:noHBand="0" w:noVBand="1"/>
+      </w:tblPr>
+      <w:tblGrid>
+        <w:gridCol w:w="2605"/>
+        <w:gridCol w:w="6480"/>
+      </w:tblGrid>
+      <w:tr>
+        <w:trPr>
+          <w:cnfStyle w:val="100000000000" w:firstRow="1" w:lastRow="0" w:firstColumn="0" w:lastColumn="0" w:oddVBand="0" w:evenVBand="0" w:oddHBand="0" w:evenHBand="0" w:firstRowFirstColumn="0" w:firstRowLastColumn="0" w:lastRowFirstColumn="0" w:lastRowLastColumn="0"/>
+        </w:trPr>
+        <w:tc>
+          <w:tcPr>
+            <w:cnfStyle w:val="001000000000" w:firstRow="0" w:lastRow="0" w:firstColumn="1" w:lastColumn="0" w:oddVBand="0" w:evenVBand="0" w:oddHBand="0" w:evenHBand="0" w:firstRowFirstColumn="0" w:firstRowLastColumn="0" w:lastRowFirstColumn="0" w:lastRowLastColumn="0"/>
+            <w:tcW w:w="2605" w:type="dxa"/>
+            <w:shd w:val="clear" w:color="auto" w:fill="0A2F41" w:themeFill="accent1" w:themeFillShade="80"/>
+          </w:tcPr>
+          <w:p>
+            <w:pPr>
+              <w:jc w:val="center"/>
+              <w:rPr>
+                <w:rFonts w:ascii="Times New Roman" w:eastAsia="Times New Roman" w:hAnsi="Times New Roman" w:cs="Times New Roman"/>
+                <w:kern w:val="0"/>
+                <w:sz w:val="24"/>
+                <w:szCs w:val="24"/>
+                <w:lang w:val="en-GB" w:eastAsia="en-GB" w:bidi="ar-SA"/>
+                <w14:ligatures w14:val="none"/>
+              </w:rPr>
+            </w:pPr>
+            <w:r>
+              <w:rPr>
+                <w:rFonts w:ascii="Times New Roman" w:eastAsia="Times New Roman" w:hAnsi="Times New Roman" w:cs="Times New Roman"/>
+                <w:kern w:val="0"/>
+                <w:sz w:val="24"/>
+                <w:szCs w:val="24"/>
+                <w:lang w:val="en-GB" w:eastAsia="en-GB" w:bidi="ar-SA"/>
+                <w14:ligatures w14:val="none"/>
+              </w:rPr>
+              <w:t>Item</w:t>
+            </w:r>
+          </w:p>
+        </w:tc>
+        <w:tc>
+          <w:tcPr>
+            <w:tcW w:w="6480" w:type="dxa"/>
+            <w:shd w:val="clear" w:color="auto" w:fill="0A2F41" w:themeFill="accent1" w:themeFillShade="80"/>
+          </w:tcPr>
+          <w:p>
+            <w:pPr>
+              <w:jc w:val="center"/>
+              <w:cnfStyle w:val="100000000000" w:firstRow="1" w:lastRow="0" w:firstColumn="0" w:lastColumn="0" w:oddVBand="0" w:evenVBand="0" w:oddHBand="0" w:evenHBand="0" w:firstRowFirstColumn="0" w:firstRowLastColumn="0" w:lastRowFirstColumn="0" w:lastRowLastColumn="0"/>
+              <w:rPr>
+                <w:rFonts w:ascii="Times New Roman" w:eastAsia="Times New Roman" w:hAnsi="Times New Roman" w:cs="Times New Roman"/>
+                <w:kern w:val="0"/>
+                <w:sz w:val="24"/>
+                <w:szCs w:val="24"/>
+                <w:lang w:val="en-GB" w:eastAsia="en-GB" w:bidi="ar-SA"/>
+                <w14:ligatures w14:val="none"/>
+              </w:rPr>
+            </w:pPr>
+            <w:r>
+              <w:rPr>
+                <w:rFonts w:ascii="Times New Roman" w:eastAsia="Times New Roman" w:hAnsi="Times New Roman" w:cs="Times New Roman"/>
+                <w:kern w:val="0"/>
+                <w:sz w:val="24"/>
+                <w:szCs w:val="24"/>
+                <w:lang w:val="en-GB" w:eastAsia="en-GB" w:bidi="ar-SA"/>
+                <w14:ligatures w14:val="none"/>
+              </w:rPr>
+              <w:t>Details</w:t>
+            </w:r>
+          </w:p>
+        </w:tc>
+      </w:tr>
+      <w:tr>
+        <w:trPr>
+          <w:cnfStyle w:val="000000100000" w:firstRow="0" w:lastRow="0" w:firstColumn="0" w:lastColumn="0" w:oddVBand="0" w:evenVBand="0" w:oddHBand="1" w:evenHBand="0" w:firstRowFirstColumn="0" w:firstRowLastColumn="0" w:lastRowFirstColumn="0" w:lastRowLastColumn="0"/>
+        </w:trPr>
+        <w:tc>
+          <w:tcPr>
+            <w:cnfStyle w:val="001000000000" w:firstRow="0" w:lastRow="0" w:firstColumn="1" w:lastColumn="0" w:oddVBand="0" w:evenVBand="0" w:oddHBand="0" w:evenHBand="0" w:firstRowFirstColumn="0" w:firstRowLastColumn="0" w:lastRowFirstColumn="0" w:lastRowLastColumn="0"/>
+            <w:tcW w:w="2605" w:type="dxa"/>
+            <w:hideMark/>
+          </w:tcPr>
+          <w:p>
+            <w:pPr>
+              <w:rPr>
+                <w:rFonts w:ascii="Times New Roman" w:eastAsia="Times New Roman" w:hAnsi="Times New Roman" w:cs="Times New Roman"/>
+                <w:kern w:val="0"/>
+                <w:sz w:val="24"/>
+                <w:szCs w:val="24"/>
+                <w:lang w:val="en-GB" w:eastAsia="en-GB" w:bidi="ar-SA"/>
+                <w14:ligatures w14:val="none"/>
+              </w:rPr>
+            </w:pPr>
+            <w:r>
+              <w:rPr>
+                <w:rFonts w:ascii="Times New Roman" w:eastAsia="Times New Roman" w:hAnsi="Times New Roman" w:cs="Times New Roman"/>
+                <w:kern w:val="0"/>
+                <w:sz w:val="24"/>
+                <w:szCs w:val="24"/>
+                <w:lang w:val="en-GB" w:eastAsia="en-GB" w:bidi="ar-SA"/>
+                <w14:ligatures w14:val="none"/>
+              </w:rPr>
+              <w:t>Organization</w:t>
+            </w:r>
+          </w:p>
+        </w:tc>
+        <w:tc>
+          <w:tcPr>
+            <w:tcW w:w="6480" w:type="dxa"/>
+            <w:hideMark/>
+          </w:tcPr>
+          <w:p>
+            <w:pPr>
+              <w:cnfStyle w:val="000000100000" w:firstRow="0" w:lastRow="0" w:firstColumn="0" w:lastColumn="0" w:oddVBand="0" w:evenVBand="0" w:oddHBand="1" w:evenHBand="0" w:firstRowFirstColumn="0" w:firstRowLastColumn="0" w:lastRowFirstColumn="0" w:lastRowLastColumn="0"/>
+              <w:rPr>
+                <w:rFonts w:ascii="Times New Roman" w:eastAsia="Times New Roman" w:hAnsi="Times New Roman" w:cs="Times New Roman"/>
+                <w:kern w:val="0"/>
+                <w:sz w:val="24"/>
+                <w:szCs w:val="24"/>
+                <w:lang w:val="en-GB" w:eastAsia="en-GB" w:bidi="ar-SA"/>
+                <w14:ligatures w14:val="none"/>
+              </w:rPr>
+            </w:pPr>
+            <w:r>
+              <w:rPr>
+                <w:rFonts w:ascii="Times New Roman" w:eastAsia="Times New Roman" w:hAnsi="Times New Roman" w:cs="Times New Roman"/>
+                <w:kern w:val="0"/>
+                <w:sz w:val="24"/>
+                <w:szCs w:val="24"/>
+                <w:lang w:val="en-GB" w:eastAsia="en-GB" w:bidi="ar-SA"/>
+                <w14:ligatures w14:val="none"/>
+              </w:rPr>
+              <w:t>RAM Governance Portal</w:t>
+            </w:r>
+          </w:p>
+        </w:tc>
+      </w:tr>
+      <w:tr>
+        <w:tc>
+          <w:tcPr>
+            <w:cnfStyle w:val="001000000000" w:firstRow="0" w:lastRow="0" w:firstColumn="1" w:lastColumn="0" w:oddVBand="0" w:evenVBand="0" w:oddHBand="0" w:evenHBand="0" w:firstRowFirstColumn="0" w:firstRowLastColumn="0" w:lastRowFirstColumn="0" w:lastRowLastColumn="0"/>
+            <w:tcW w:w="2605" w:type="dxa"/>
+            <w:hideMark/>
+          </w:tcPr>
+          <w:p>
+            <w:pPr>
+              <w:rPr>
+                <w:rFonts w:ascii="Times New Roman" w:eastAsia="Times New Roman" w:hAnsi="Times New Roman" w:cs="Times New Roman"/>
+                <w:kern w:val="0"/>
+                <w:sz w:val="24"/>
+                <w:szCs w:val="24"/>
+                <w:lang w:val="en-GB" w:eastAsia="en-GB" w:bidi="ar-SA"/>
+                <w14:ligatures w14:val="none"/>
+              </w:rPr>
+            </w:pPr>
+            <w:r>
+              <w:rPr>
+                <w:rFonts w:ascii="Times New Roman" w:eastAsia="Times New Roman" w:hAnsi="Times New Roman" w:cs="Times New Roman"/>
+                <w:kern w:val="0"/>
+                <w:sz w:val="24"/>
+                <w:szCs w:val="24"/>
+                <w:lang w:val="en-GB" w:eastAsia="en-GB" w:bidi="ar-SA"/>
+                <w14:ligatures w14:val="none"/>
+              </w:rPr>
+              <w:t>Document Title</w:t>
+            </w:r>
+          </w:p>
+        </w:tc>
+        <w:tc>
+          <w:tcPr>
+            <w:tcW w:w="6480" w:type="dxa"/>
+            <w:hideMark/>
+          </w:tcPr>
+          <w:p>
+            <w:pPr>
+              <w:cnfStyle w:val="000000000000" w:firstRow="0" w:lastRow="0" w:firstColumn="0" w:lastColumn="0" w:oddVBand="0" w:evenVBand="0" w:oddHBand="0" w:evenHBand="0" w:firstRowFirstColumn="0" w:firstRowLastColumn="0" w:lastRowFirstColumn="0" w:lastRowLastColumn="0"/>
+              <w:rPr>
+                <w:rFonts w:ascii="Times New Roman" w:eastAsia="Times New Roman" w:hAnsi="Times New Roman" w:cs="Times New Roman"/>
+                <w:kern w:val="0"/>
+                <w:sz w:val="24"/>
+                <w:szCs w:val="24"/>
+                <w:lang w:val="en-GB" w:eastAsia="en-GB" w:bidi="ar-SA"/>
+                <w14:ligatures w14:val="none"/>
+              </w:rPr>
+            </w:pPr>
+            <w:r>
+              <w:rPr>
+                <w:rFonts w:ascii="Times New Roman" w:eastAsia="Times New Roman" w:hAnsi="Times New Roman" w:cs="Times New Roman"/>
+                <w:kern w:val="0"/>
+                <w:sz w:val="24"/>
+                <w:szCs w:val="24"/>
+                <w:lang w:val="en-GB" w:eastAsia="en-GB" w:bidi="ar-SA"/>
+                <w14:ligatures w14:val="none"/>
+              </w:rPr>
+              <w:t>07_Risk_Compliance</w:t>
+            </w:r>
+          </w:p>
+        </w:tc>
+      </w:tr>
+      <w:tr>
+        <w:trPr>
+          <w:cnfStyle w:val="000000100000" w:firstRow="0" w:lastRow="0" w:firstColumn="0" w:lastColumn="0" w:oddVBand="0" w:evenVBand="0" w:oddHBand="1" w:evenHBand="0" w:firstRowFirstColumn="0" w:firstRowLastColumn="0" w:lastRowFirstColumn="0" w:lastRowLastColumn="0"/>
+        </w:trPr>
+        <w:tc>
+          <w:tcPr>
+            <w:cnfStyle w:val="001000000000" w:firstRow="0" w:lastRow="0" w:firstColumn="1" w:lastColumn="0" w:oddVBand="0" w:evenVBand="0" w:oddHBand="0" w:evenHBand="0" w:firstRowFirstColumn="0" w:firstRowLastColumn="0" w:lastRowFirstColumn="0" w:lastRowLastColumn="0"/>
+            <w:tcW w:w="2605" w:type="dxa"/>
+            <w:hideMark/>
+          </w:tcPr>
+          <w:p>
+            <w:pPr>
+              <w:rPr>
+                <w:rFonts w:ascii="Times New Roman" w:eastAsia="Times New Roman" w:hAnsi="Times New Roman" w:cs="Times New Roman"/>
+                <w:kern w:val="0"/>
+                <w:sz w:val="24"/>
+                <w:szCs w:val="24"/>
+                <w:lang w:val="en-GB" w:eastAsia="en-GB" w:bidi="ar-SA"/>
+                <w14:ligatures w14:val="none"/>
+              </w:rPr>
+            </w:pPr>
+            <w:r>
+              <w:rPr>
+                <w:rFonts w:ascii="Times New Roman" w:eastAsia="Times New Roman" w:hAnsi="Times New Roman" w:cs="Times New Roman"/>
+                <w:kern w:val="0"/>
+                <w:sz w:val="24"/>
+                <w:szCs w:val="24"/>
+                <w:lang w:val="en-GB" w:eastAsia="en-GB" w:bidi="ar-SA"/>
+                <w14:ligatures w14:val="none"/>
+              </w:rPr>
+              <w:t>Document Code</w:t>
+            </w:r>
+          </w:p>
+        </w:tc>
+        <w:tc>
+          <w:tcPr>
+            <w:tcW w:w="6480" w:type="dxa"/>
+            <w:hideMark/>
+          </w:tcPr>
+          <w:p>
+            <w:pPr>
+              <w:cnfStyle w:val="000000100000" w:firstRow="0" w:lastRow="0" w:firstColumn="0" w:lastColumn="0" w:oddVBand="0" w:evenVBand="0" w:oddHBand="1" w:evenHBand="0" w:firstRowFirstColumn="0" w:firstRowLastColumn="0" w:lastRowFirstColumn="0" w:lastRowLastColumn="0"/>
+              <w:rPr>
+                <w:rFonts w:ascii="Times New Roman" w:eastAsia="Times New Roman" w:hAnsi="Times New Roman" w:cs="Times New Roman"/>
+                <w:kern w:val="0"/>
+                <w:sz w:val="24"/>
+                <w:szCs w:val="24"/>
+                <w:lang w:val="en-GB" w:eastAsia="en-GB" w:bidi="ar-SA"/>
+                <w14:ligatures w14:val="none"/>
+              </w:rPr>
+            </w:pPr>
+            <w:r>
+              <w:rPr>
+                <w:rFonts w:ascii="Times New Roman" w:eastAsia="Times New Roman" w:hAnsi="Times New Roman" w:cs="Times New Roman"/>
+                <w:kern w:val="0"/>
+                <w:sz w:val="24"/>
+                <w:szCs w:val="24"/>
+                <w:lang w:val="en-GB" w:eastAsia="en-GB" w:bidi="ar-SA"/>
+                <w14:ligatures w14:val="none"/>
+              </w:rPr>
+              <w:t>RAM-PROC-013</w:t>
+            </w:r>
+          </w:p>
+        </w:tc>
+      </w:tr>
+      <w:tr>
+        <w:tc>
+          <w:tcPr>
+            <w:cnfStyle w:val="001000000000" w:firstRow="0" w:lastRow="0" w:firstColumn="1" w:lastColumn="0" w:oddVBand="0" w:evenVBand="0" w:oddHBand="0" w:evenHBand="0" w:firstRowFirstColumn="0" w:firstRowLastColumn="0" w:lastRowFirstColumn="0" w:lastRowLastColumn="0"/>
+            <w:tcW w:w="2605" w:type="dxa"/>
+            <w:hideMark/>
+          </w:tcPr>
+          <w:p>
+            <w:pPr>
+              <w:rPr>
+                <w:rFonts w:ascii="Times New Roman" w:eastAsia="Times New Roman" w:hAnsi="Times New Roman" w:cs="Times New Roman"/>
+                <w:kern w:val="0"/>
+                <w:sz w:val="24"/>
+                <w:szCs w:val="24"/>
+                <w:lang w:val="en-GB" w:eastAsia="en-GB" w:bidi="ar-SA"/>
+                <w14:ligatures w14:val="none"/>
+              </w:rPr>
+            </w:pPr>
+            <w:r>
+              <w:rPr>
+                <w:rFonts w:ascii="Times New Roman" w:eastAsia="Times New Roman" w:hAnsi="Times New Roman" w:cs="Times New Roman"/>
+                <w:kern w:val="0"/>
+                <w:sz w:val="24"/>
+                <w:szCs w:val="24"/>
+                <w:lang w:val="en-GB" w:eastAsia="en-GB" w:bidi="ar-SA"/>
+                <w14:ligatures w14:val="none"/>
+              </w:rPr>
+              <w:t>Process Area</w:t>
+            </w:r>
+          </w:p>
+        </w:tc>
+        <w:tc>
+          <w:tcPr>
+            <w:tcW w:w="6480" w:type="dxa"/>
+            <w:hideMark/>
+          </w:tcPr>
+          <w:p>
+            <w:pPr>
+              <w:cnfStyle w:val="000000000000" w:firstRow="0" w:lastRow="0" w:firstColumn="0" w:lastColumn="0" w:oddVBand="0" w:evenVBand="0" w:oddHBand="0" w:evenHBand="0" w:firstRowFirstColumn="0" w:firstRowLastColumn="0" w:lastRowFirstColumn="0" w:lastRowLastColumn="0"/>
+              <w:rPr>
+                <w:rFonts w:ascii="Times New Roman" w:eastAsia="Times New Roman" w:hAnsi="Times New Roman" w:cs="Times New Roman"/>
+                <w:kern w:val="0"/>
+                <w:sz w:val="24"/>
+                <w:szCs w:val="24"/>
+                <w:lang w:val="en-GB" w:eastAsia="en-GB" w:bidi="ar-SA"/>
+                <w14:ligatures w14:val="none"/>
+              </w:rPr>
+            </w:pPr>
+            <w:r>
+              <w:rPr>
+                <w:rFonts w:ascii="Times New Roman" w:eastAsia="Times New Roman" w:hAnsi="Times New Roman" w:cs="Times New Roman"/>
+                <w:kern w:val="0"/>
+                <w:sz w:val="24"/>
+                <w:szCs w:val="24"/>
+                <w:lang w:val="en-GB" w:eastAsia="en-GB" w:bidi="ar-SA"/>
+                <w14:ligatures w14:val="none"/>
+              </w:rPr>
+              <w:t>07_Risk_Compliance</w:t>
+            </w:r>
+          </w:p>
+        </w:tc>
+      </w:tr>
+      <w:tr>
+        <w:trPr>
+          <w:cnfStyle w:val="000000100000" w:firstRow="0" w:lastRow="0" w:firstColumn="0" w:lastColumn="0" w:oddVBand="0" w:evenVBand="0" w:oddHBand="1" w:evenHBand="0" w:firstRowFirstColumn="0" w:firstRowLastColumn="0" w:lastRowFirstColumn="0" w:lastRowLastColumn="0"/>
+        </w:trPr>
+        <w:tc>
+          <w:tcPr>
+            <w:cnfStyle w:val="001000000000" w:firstRow="0" w:lastRow="0" w:firstColumn="1" w:lastColumn="0" w:oddVBand="0" w:evenVBand="0" w:oddHBand="0" w:evenHBand="0" w:firstRowFirstColumn="0" w:firstRowLastColumn="0" w:lastRowFirstColumn="0" w:lastRowLastColumn="0"/>
+            <w:tcW w:w="2605" w:type="dxa"/>
+            <w:hideMark/>
+          </w:tcPr>
+          <w:p>
+            <w:pPr>
+              <w:rPr>
+                <w:rFonts w:ascii="Times New Roman" w:eastAsia="Times New Roman" w:hAnsi="Times New Roman" w:cs="Times New Roman"/>
+                <w:kern w:val="0"/>
+                <w:sz w:val="24"/>
+                <w:szCs w:val="24"/>
+                <w:lang w:val="en-GB" w:eastAsia="en-GB" w:bidi="ar-SA"/>
+                <w14:ligatures w14:val="none"/>
+              </w:rPr>
+            </w:pPr>
+            <w:r>
+              <w:rPr>
+                <w:rFonts w:ascii="Times New Roman" w:eastAsia="Times New Roman" w:hAnsi="Times New Roman" w:cs="Times New Roman"/>
+                <w:kern w:val="0"/>
+                <w:sz w:val="24"/>
+                <w:szCs w:val="24"/>
+                <w:lang w:val="en-GB" w:eastAsia="en-GB" w:bidi="ar-SA"/>
+                <w14:ligatures w14:val="none"/>
+              </w:rPr>
+              <w:t>Document Type</w:t>
+            </w:r>
+          </w:p>
+        </w:tc>
+        <w:tc>
+          <w:tcPr>
+            <w:tcW w:w="6480" w:type="dxa"/>
+            <w:hideMark/>
+          </w:tcPr>
+          <w:p>
+            <w:pPr>
+              <w:cnfStyle w:val="000000100000" w:firstRow="0" w:lastRow="0" w:firstColumn="0" w:lastColumn="0" w:oddVBand="0" w:evenVBand="0" w:oddHBand="1" w:evenHBand="0" w:firstRowFirstColumn="0" w:firstRowLastColumn="0" w:lastRowFirstColumn="0" w:lastRowLastColumn="0"/>
+              <w:rPr>
+                <w:rFonts w:ascii="Times New Roman" w:eastAsia="Times New Roman" w:hAnsi="Times New Roman" w:cs="Times New Roman"/>
+                <w:kern w:val="0"/>
+                <w:sz w:val="24"/>
+                <w:szCs w:val="24"/>
+                <w:lang w:val="en-GB" w:eastAsia="en-GB" w:bidi="ar-SA"/>
+                <w14:ligatures w14:val="none"/>
+              </w:rPr>
+            </w:pPr>
+            <w:r>
+              <w:rPr>
+                <w:rFonts w:ascii="Times New Roman" w:eastAsia="Times New Roman" w:hAnsi="Times New Roman" w:cs="Times New Roman"/>
+                <w:kern w:val="0"/>
+                <w:sz w:val="24"/>
+                <w:szCs w:val="24"/>
+                <w:lang w:val="en-GB" w:eastAsia="en-GB" w:bidi="ar-SA"/>
+                <w14:ligatures w14:val="none"/>
+              </w:rPr>
+              <w:t>Procedure</w:t>
+            </w:r>
+          </w:p>
+        </w:tc>
+      </w:tr>
+      <w:tr>
+        <w:tc>
+          <w:tcPr>
+            <w:cnfStyle w:val="001000000000" w:firstRow="0" w:lastRow="0" w:firstColumn="1" w:lastColumn="0" w:oddVBand="0" w:evenVBand="0" w:oddHBand="0" w:evenHBand="0" w:firstRowFirstColumn="0" w:firstRowLastColumn="0" w:lastRowFirstColumn="0" w:lastRowLastColumn="0"/>
+            <w:tcW w:w="2605" w:type="dxa"/>
+            <w:hideMark/>
+          </w:tcPr>
+          <w:p>
+            <w:pPr>
+              <w:rPr>
+                <w:rFonts w:ascii="Times New Roman" w:eastAsia="Times New Roman" w:hAnsi="Times New Roman" w:cs="Times New Roman"/>
+                <w:kern w:val="0"/>
+                <w:sz w:val="24"/>
+                <w:szCs w:val="24"/>
+                <w:lang w:val="en-GB" w:eastAsia="en-GB" w:bidi="ar-SA"/>
+                <w14:ligatures w14:val="none"/>
+              </w:rPr>
+            </w:pPr>
+            <w:r>
+              <w:rPr>
+                <w:rFonts w:ascii="Times New Roman" w:eastAsia="Times New Roman" w:hAnsi="Times New Roman" w:cs="Times New Roman"/>
+                <w:kern w:val="0"/>
+                <w:sz w:val="24"/>
+                <w:szCs w:val="24"/>
+                <w:lang w:val="en-GB" w:eastAsia="en-GB" w:bidi="ar-SA"/>
+                <w14:ligatures w14:val="none"/>
+              </w:rPr>
+              <w:t>Version</w:t>
+            </w:r>
+          </w:p>
+        </w:tc>
+        <w:tc>
+          <w:tcPr>
+            <w:tcW w:w="6480" w:type="dxa"/>
+            <w:hideMark/>
+          </w:tcPr>
+          <w:p>
+            <w:pPr>
+              <w:cnfStyle w:val="000000000000" w:firstRow="0" w:lastRow="0" w:firstColumn="0" w:lastColumn="0" w:oddVBand="0" w:evenVBand="0" w:oddHBand="0" w:evenHBand="0" w:firstRowFirstColumn="0" w:firstRowLastColumn="0" w:lastRowFirstColumn="0" w:lastRowLastColumn="0"/>
+              <w:rPr>
+                <w:rFonts w:ascii="Times New Roman" w:eastAsia="Times New Roman" w:hAnsi="Times New Roman" w:cs="Times New Roman"/>
+                <w:kern w:val="0"/>
+                <w:sz w:val="24"/>
+                <w:szCs w:val="24"/>
+                <w:lang w:val="en-GB" w:eastAsia="en-GB" w:bidi="ar-SA"/>
+                <w14:ligatures w14:val="none"/>
+              </w:rPr>
+            </w:pPr>
+            <w:r>
+              <w:rPr>
+                <w:rFonts w:ascii="Times New Roman" w:eastAsia="Times New Roman" w:hAnsi="Times New Roman" w:cs="Times New Roman"/>
+                <w:kern w:val="0"/>
+                <w:sz w:val="24"/>
+                <w:szCs w:val="24"/>
+                <w:lang w:val="en-GB" w:eastAsia="en-GB" w:bidi="ar-SA"/>
+                <w14:ligatures w14:val="none"/>
+              </w:rPr>
+              <w:t>1.0</w:t>
+            </w:r>
+          </w:p>
+        </w:tc>
+      </w:tr>
+      <w:tr>
+        <w:trPr>
+          <w:cnfStyle w:val="000000100000" w:firstRow="0" w:lastRow="0" w:firstColumn="0" w:lastColumn="0" w:oddVBand="0" w:evenVBand="0" w:oddHBand="1" w:evenHBand="0" w:firstRowFirstColumn="0" w:firstRowLastColumn="0" w:lastRowFirstColumn="0" w:lastRowLastColumn="0"/>
+        </w:trPr>
+        <w:tc>
+          <w:tcPr>
+            <w:cnfStyle w:val="001000000000" w:firstRow="0" w:lastRow="0" w:firstColumn="1" w:lastColumn="0" w:oddVBand="0" w:evenVBand="0" w:oddHBand="0" w:evenHBand="0" w:firstRowFirstColumn="0" w:firstRowLastColumn="0" w:lastRowFirstColumn="0" w:lastRowLastColumn="0"/>
+            <w:tcW w:w="2605" w:type="dxa"/>
+            <w:hideMark/>
+          </w:tcPr>
+          <w:p>
+            <w:pPr>
+              <w:rPr>
+                <w:rFonts w:ascii="Times New Roman" w:eastAsia="Times New Roman" w:hAnsi="Times New Roman" w:cs="Times New Roman"/>
+                <w:kern w:val="0"/>
+                <w:sz w:val="24"/>
+                <w:szCs w:val="24"/>
+                <w:lang w:val="en-GB" w:eastAsia="en-GB" w:bidi="ar-SA"/>
+                <w14:ligatures w14:val="none"/>
+              </w:rPr>
+            </w:pPr>
+            <w:r>
+              <w:rPr>
+                <w:rFonts w:ascii="Times New Roman" w:eastAsia="Times New Roman" w:hAnsi="Times New Roman" w:cs="Times New Roman"/>
+                <w:kern w:val="0"/>
+                <w:sz w:val="24"/>
+                <w:szCs w:val="24"/>
+                <w:lang w:val="en-GB" w:eastAsia="en-GB" w:bidi="ar-SA"/>
+                <w14:ligatures w14:val="none"/>
+              </w:rPr>
+              <w:t>Effective Date</w:t>
+            </w:r>
+          </w:p>
+        </w:tc>
+        <w:tc>
+          <w:tcPr>
+            <w:tcW w:w="6480" w:type="dxa"/>
+            <w:hideMark/>
+          </w:tcPr>
+          <w:p>
+            <w:pPr>
+              <w:cnfStyle w:val="000000100000" w:firstRow="0" w:lastRow="0" w:firstColumn="0" w:lastColumn="0" w:oddVBand="0" w:evenVBand="0" w:oddHBand="1" w:evenHBand="0" w:firstRowFirstColumn="0" w:firstRowLastColumn="0" w:lastRowFirstColumn="0" w:lastRowLastColumn="0"/>
+              <w:rPr>
+                <w:rFonts w:ascii="Times New Roman" w:eastAsia="Times New Roman" w:hAnsi="Times New Roman" w:cs="Times New Roman"/>
+                <w:kern w:val="0"/>
+                <w:sz w:val="24"/>
+                <w:szCs w:val="24"/>
+                <w:lang w:val="en-GB" w:eastAsia="en-GB" w:bidi="ar-SA"/>
+                <w14:ligatures w14:val="none"/>
+              </w:rPr>
+            </w:pPr>
+            <w:r>
+              <w:rPr>
+                <w:rFonts w:ascii="Times New Roman" w:eastAsia="Times New Roman" w:hAnsi="Times New Roman" w:cs="Times New Roman"/>
+                <w:kern w:val="0"/>
+                <w:sz w:val="24"/>
+                <w:szCs w:val="24"/>
+                <w:lang w:val="en-GB" w:eastAsia="en-GB" w:bidi="ar-SA"/>
+                <w14:ligatures w14:val="none"/>
+              </w:rPr>
+              <w:t>01 Jan 2026</w:t>
+            </w:r>
+          </w:p>
+        </w:tc>
+      </w:tr>
+      <w:tr>
+        <w:tc>
+          <w:tcPr>
+            <w:cnfStyle w:val="001000000000" w:firstRow="0" w:lastRow="0" w:firstColumn="1" w:lastColumn="0" w:oddVBand="0" w:evenVBand="0" w:oddHBand="0" w:evenHBand="0" w:firstRowFirstColumn="0" w:firstRowLastColumn="0" w:lastRowFirstColumn="0" w:lastRowLastColumn="0"/>
+            <w:tcW w:w="2605" w:type="dxa"/>
+            <w:hideMark/>
+          </w:tcPr>
+          <w:p>
+            <w:pPr>
+              <w:rPr>
+                <w:rFonts w:ascii="Times New Roman" w:eastAsia="Times New Roman" w:hAnsi="Times New Roman" w:cs="Times New Roman"/>
+                <w:kern w:val="0"/>
+                <w:sz w:val="24"/>
+                <w:szCs w:val="24"/>
+                <w:lang w:val="en-GB" w:eastAsia="en-GB" w:bidi="ar-SA"/>
+                <w14:ligatures w14:val="none"/>
+              </w:rPr>
+            </w:pPr>
+            <w:r>
+              <w:rPr>
+                <w:rFonts w:ascii="Times New Roman" w:eastAsia="Times New Roman" w:hAnsi="Times New Roman" w:cs="Times New Roman"/>
+                <w:kern w:val="0"/>
+                <w:sz w:val="24"/>
+                <w:szCs w:val="24"/>
+                <w:lang w:val="en-GB" w:eastAsia="en-GB" w:bidi="ar-SA"/>
+                <w14:ligatures w14:val="none"/>
+              </w:rPr>
+              <w:t>Review Cycle</w:t>
+            </w:r>
+          </w:p>
+        </w:tc>
+        <w:tc>
+          <w:tcPr>
+            <w:tcW w:w="6480" w:type="dxa"/>
+            <w:hideMark/>
+          </w:tcPr>
+          <w:p>
+            <w:pPr>
+              <w:cnfStyle w:val="000000000000" w:firstRow="0" w:lastRow="0" w:firstColumn="0" w:lastColumn="0" w:oddVBand="0" w:evenVBand="0" w:oddHBand="0" w:evenHBand="0" w:firstRowFirstColumn="0" w:firstRowLastColumn="0" w:lastRowFirstColumn="0" w:lastRowLastColumn="0"/>
+              <w:rPr>
+                <w:rFonts w:ascii="Times New Roman" w:eastAsia="Times New Roman" w:hAnsi="Times New Roman" w:cs="Times New Roman"/>
+                <w:kern w:val="0"/>
+                <w:sz w:val="24"/>
+                <w:szCs w:val="24"/>
+                <w:lang w:val="en-GB" w:eastAsia="en-GB" w:bidi="ar-SA"/>
+                <w14:ligatures w14:val="none"/>
+              </w:rPr>
+            </w:pPr>
+            <w:r>
+              <w:rPr>
+                <w:rFonts w:ascii="Times New Roman" w:eastAsia="Times New Roman" w:hAnsi="Times New Roman" w:cs="Times New Roman"/>
+                <w:kern w:val="0"/>
+                <w:sz w:val="24"/>
+                <w:szCs w:val="24"/>
+                <w:lang w:val="en-GB" w:eastAsia="en-GB" w:bidi="ar-SA"/>
+                <w14:ligatures w14:val="none"/>
+              </w:rPr>
+              <w:t>Annual</w:t>
+            </w:r>
+          </w:p>
+        </w:tc>
+      </w:tr>
+      <w:tr>
+        <w:trPr>
+          <w:cnfStyle w:val="000000100000" w:firstRow="0" w:lastRow="0" w:firstColumn="0" w:lastColumn="0" w:oddVBand="0" w:evenVBand="0" w:oddHBand="1" w:evenHBand="0" w:firstRowFirstColumn="0" w:firstRowLastColumn="0" w:lastRowFirstColumn="0" w:lastRowLastColumn="0"/>
+        </w:trPr>
+        <w:tc>
+          <w:tcPr>
+            <w:cnfStyle w:val="001000000000" w:firstRow="0" w:lastRow="0" w:firstColumn="1" w:lastColumn="0" w:oddVBand="0" w:evenVBand="0" w:oddHBand="0" w:evenHBand="0" w:firstRowFirstColumn="0" w:firstRowLastColumn="0" w:lastRowFirstColumn="0" w:lastRowLastColumn="0"/>
+            <w:tcW w:w="2605" w:type="dxa"/>
+            <w:hideMark/>
+          </w:tcPr>
+          <w:p>
+            <w:pPr>
+              <w:rPr>
+                <w:rFonts w:ascii="Times New Roman" w:eastAsia="Times New Roman" w:hAnsi="Times New Roman" w:cs="Times New Roman"/>
+                <w:kern w:val="0"/>
+                <w:sz w:val="24"/>
+                <w:szCs w:val="24"/>
+                <w:lang w:val="en-GB" w:eastAsia="en-GB" w:bidi="ar-SA"/>
+                <w14:ligatures w14:val="none"/>
+              </w:rPr>
+            </w:pPr>
+            <w:r>
+              <w:rPr>
+                <w:rFonts w:ascii="Times New Roman" w:eastAsia="Times New Roman" w:hAnsi="Times New Roman" w:cs="Times New Roman"/>
+                <w:kern w:val="0"/>
+                <w:sz w:val="24"/>
+                <w:szCs w:val="24"/>
+                <w:lang w:val="en-GB" w:eastAsia="en-GB" w:bidi="ar-SA"/>
+                <w14:ligatures w14:val="none"/>
+              </w:rPr>
+              <w:t>Owner</w:t>
+            </w:r>
+          </w:p>
+        </w:tc>
+        <w:tc>
+          <w:tcPr>
+            <w:tcW w:w="6480" w:type="dxa"/>
+            <w:hideMark/>
+          </w:tcPr>
+          <w:p>
+            <w:pPr>
+              <w:cnfStyle w:val="000000100000" w:firstRow="0" w:lastRow="0" w:firstColumn="0" w:lastColumn="0" w:oddVBand="0" w:evenVBand="0" w:oddHBand="1" w:evenHBand="0" w:firstRowFirstColumn="0" w:firstRowLastColumn="0" w:lastRowFirstColumn="0" w:lastRowLastColumn="0"/>
+              <w:rPr>
+                <w:rFonts w:ascii="Times New Roman" w:eastAsia="Times New Roman" w:hAnsi="Times New Roman" w:cs="Times New Roman"/>
+                <w:kern w:val="0"/>
+                <w:sz w:val="24"/>
+                <w:szCs w:val="24"/>
+                <w:lang w:val="en-GB" w:eastAsia="en-GB" w:bidi="ar-SA"/>
+                <w14:ligatures w14:val="none"/>
+              </w:rPr>
+            </w:pPr>
+            <w:r>
+              <w:rPr>
+                <w:rFonts w:ascii="Times New Roman" w:eastAsia="Times New Roman" w:hAnsi="Times New Roman" w:cs="Times New Roman"/>
+                <w:kern w:val="0"/>
+                <w:sz w:val="24"/>
+                <w:szCs w:val="24"/>
+                <w:lang w:val="en-GB" w:eastAsia="en-GB" w:bidi="ar-SA"/>
+                <w14:ligatures w14:val="none"/>
+              </w:rPr>
+              <w:t>CEO</w:t>
+            </w:r>
+          </w:p>
+        </w:tc>
+      </w:tr>
+      <w:tr>
+        <w:tc>
+          <w:tcPr>
+            <w:cnfStyle w:val="001000000000" w:firstRow="0" w:lastRow="0" w:firstColumn="1" w:lastColumn="0" w:oddVBand="0" w:evenVBand="0" w:oddHBand="0" w:evenHBand="0" w:firstRowFirstColumn="0" w:firstRowLastColumn="0" w:lastRowFirstColumn="0" w:lastRowLastColumn="0"/>
+            <w:tcW w:w="2605" w:type="dxa"/>
+            <w:hideMark/>
+          </w:tcPr>
+          <w:p>
+            <w:pPr>
+              <w:rPr>
+                <w:rFonts w:ascii="Times New Roman" w:eastAsia="Times New Roman" w:hAnsi="Times New Roman" w:cs="Times New Roman"/>
+                <w:kern w:val="0"/>
+                <w:sz w:val="24"/>
+                <w:szCs w:val="24"/>
+                <w:lang w:val="en-GB" w:eastAsia="en-GB" w:bidi="ar-SA"/>
+                <w14:ligatures w14:val="none"/>
+              </w:rPr>
+            </w:pPr>
+            <w:r>
+              <w:rPr>
+                <w:rFonts w:ascii="Times New Roman" w:eastAsia="Times New Roman" w:hAnsi="Times New Roman" w:cs="Times New Roman"/>
+                <w:kern w:val="0"/>
+                <w:sz w:val="24"/>
+                <w:szCs w:val="24"/>
+                <w:lang w:val="en-GB" w:eastAsia="en-GB" w:bidi="ar-SA"/>
+                <w14:ligatures w14:val="none"/>
+              </w:rPr>
+              <w:t>Approved By</w:t>
+            </w:r>
+          </w:p>
+        </w:tc>
+        <w:tc>
+          <w:tcPr>
+            <w:tcW w:w="6480" w:type="dxa"/>
+            <w:hideMark/>
+          </w:tcPr>
+          <w:p>
+            <w:pPr>
+              <w:cnfStyle w:val="000000000000" w:firstRow="0" w:lastRow="0" w:firstColumn="0" w:lastColumn="0" w:oddVBand="0" w:evenVBand="0" w:oddHBand="0" w:evenHBand="0" w:firstRowFirstColumn="0" w:firstRowLastColumn="0" w:lastRowFirstColumn="0" w:lastRowLastColumn="0"/>
+              <w:rPr>
+                <w:rFonts w:ascii="Times New Roman" w:eastAsia="Times New Roman" w:hAnsi="Times New Roman" w:cs="Times New Roman"/>
+                <w:kern w:val="0"/>
+                <w:sz w:val="24"/>
+                <w:szCs w:val="24"/>
+                <w:lang w:val="en-GB" w:eastAsia="en-GB" w:bidi="ar-SA"/>
+                <w14:ligatures w14:val="none"/>
+              </w:rPr>
+            </w:pPr>
+            <w:r>
+              <w:rPr>
+                <w:rFonts w:ascii="Times New Roman" w:eastAsia="Times New Roman" w:hAnsi="Times New Roman" w:cs="Times New Roman"/>
+                <w:kern w:val="0"/>
+                <w:sz w:val="24"/>
+                <w:szCs w:val="24"/>
+                <w:lang w:val="en-GB" w:eastAsia="en-GB" w:bidi="ar-SA"/>
+                <w14:ligatures w14:val="none"/>
+              </w:rPr>
+              <w:t>CEO / Board</w:t>
+            </w:r>
+          </w:p>
+        </w:tc>
+      </w:tr>
+      <w:tr>
+        <w:trPr>
+          <w:cnfStyle w:val="000000100000" w:firstRow="0" w:lastRow="0" w:firstColumn="0" w:lastColumn="0" w:oddVBand="0" w:evenVBand="0" w:oddHBand="1" w:evenHBand="0" w:firstRowFirstColumn="0" w:firstRowLastColumn="0" w:lastRowFirstColumn="0" w:lastRowLastColumn="0"/>
+        </w:trPr>
+        <w:tc>
+          <w:tcPr>
+            <w:cnfStyle w:val="001000000000" w:firstRow="0" w:lastRow="0" w:firstColumn="1" w:lastColumn="0" w:oddVBand="0" w:evenVBand="0" w:oddHBand="0" w:evenHBand="0" w:firstRowFirstColumn="0" w:firstRowLastColumn="0" w:lastRowFirstColumn="0" w:lastRowLastColumn="0"/>
+            <w:tcW w:w="2605" w:type="dxa"/>
+            <w:hideMark/>
+          </w:tcPr>
+          <w:p>
+            <w:pPr>
+              <w:rPr>
+                <w:rFonts w:ascii="Times New Roman" w:eastAsia="Times New Roman" w:hAnsi="Times New Roman" w:cs="Times New Roman"/>
+                <w:kern w:val="0"/>
+                <w:sz w:val="24"/>
+                <w:szCs w:val="24"/>
+                <w:lang w:val="en-GB" w:eastAsia="en-GB" w:bidi="ar-SA"/>
+                <w14:ligatures w14:val="none"/>
+              </w:rPr>
+            </w:pPr>
+            <w:r>
+              <w:rPr>
+                <w:rFonts w:ascii="Times New Roman" w:eastAsia="Times New Roman" w:hAnsi="Times New Roman" w:cs="Times New Roman"/>
+                <w:kern w:val="0"/>
+                <w:sz w:val="24"/>
+                <w:szCs w:val="24"/>
+                <w:lang w:val="en-GB" w:eastAsia="en-GB" w:bidi="ar-SA"/>
+                <w14:ligatures w14:val="none"/>
+              </w:rPr>
+              <w:t>Prepared By</w:t>
+            </w:r>
+          </w:p>
+        </w:tc>
+        <w:tc>
+          <w:tcPr>
+            <w:tcW w:w="6480" w:type="dxa"/>
+            <w:hideMark/>
+          </w:tcPr>
+          <w:p>
+            <w:pPr>
+              <w:cnfStyle w:val="000000100000" w:firstRow="0" w:lastRow="0" w:firstColumn="0" w:lastColumn="0" w:oddVBand="0" w:evenVBand="0" w:oddHBand="1" w:evenHBand="0" w:firstRowFirstColumn="0" w:firstRowLastColumn="0" w:lastRowFirstColumn="0" w:lastRowLastColumn="0"/>
+              <w:rPr>
+                <w:rFonts w:ascii="Times New Roman" w:eastAsia="Times New Roman" w:hAnsi="Times New Roman" w:cs="Times New Roman"/>
+                <w:kern w:val="0"/>
+                <w:sz w:val="24"/>
+                <w:szCs w:val="24"/>
+                <w:lang w:val="en-GB" w:eastAsia="en-GB" w:bidi="ar-SA"/>
+                <w14:ligatures w14:val="none"/>
+              </w:rPr>
+            </w:pPr>
+            <w:r>
+              <w:rPr>
+                <w:rFonts w:ascii="Times New Roman" w:eastAsia="Times New Roman" w:hAnsi="Times New Roman" w:cs="Times New Roman"/>
+                <w:kern w:val="0"/>
+                <w:sz w:val="24"/>
+                <w:szCs w:val="24"/>
+                <w:lang w:val="en-GB" w:eastAsia="en-GB" w:bidi="ar-SA"/>
+                <w14:ligatures w14:val="none"/>
+              </w:rPr>
+              <w:t>Governance Office</w:t>
+            </w:r>
+          </w:p>
+        </w:tc>
+      </w:tr>
+      <w:tr>
+        <w:tc>
+          <w:tcPr>
+            <w:cnfStyle w:val="001000000000" w:firstRow="0" w:lastRow="0" w:firstColumn="1" w:lastColumn="0" w:oddVBand="0" w:evenVBand="0" w:oddHBand="0" w:evenHBand="0" w:firstRowFirstColumn="0" w:firstRowLastColumn="0" w:lastRowFirstColumn="0" w:lastRowLastColumn="0"/>
+            <w:tcW w:w="2605" w:type="dxa"/>
+            <w:hideMark/>
+          </w:tcPr>
+          <w:p>
+            <w:pPr>
+              <w:rPr>
+                <w:rFonts w:ascii="Times New Roman" w:eastAsia="Times New Roman" w:hAnsi="Times New Roman" w:cs="Times New Roman"/>
+                <w:kern w:val="0"/>
+                <w:sz w:val="24"/>
+                <w:szCs w:val="24"/>
+                <w:lang w:val="en-GB" w:eastAsia="en-GB" w:bidi="ar-SA"/>
+                <w14:ligatures w14:val="none"/>
+              </w:rPr>
+            </w:pPr>
+            <w:r>
+              <w:rPr>
+                <w:rFonts w:ascii="Times New Roman" w:eastAsia="Times New Roman" w:hAnsi="Times New Roman" w:cs="Times New Roman"/>
+                <w:kern w:val="0"/>
+                <w:sz w:val="24"/>
+                <w:szCs w:val="24"/>
+                <w:lang w:val="en-GB" w:eastAsia="en-GB" w:bidi="ar-SA"/>
+                <w14:ligatures w14:val="none"/>
+              </w:rPr>
+              <w:t>Classification</w:t>
+            </w:r>
+          </w:p>
+        </w:tc>
+        <w:tc>
+          <w:tcPr>
+            <w:tcW w:w="6480" w:type="dxa"/>
+            <w:hideMark/>
+          </w:tcPr>
+          <w:p>
+            <w:pPr>
+              <w:cnfStyle w:val="000000000000" w:firstRow="0" w:lastRow="0" w:firstColumn="0" w:lastColumn="0" w:oddVBand="0" w:evenVBand="0" w:oddHBand="0" w:evenHBand="0" w:firstRowFirstColumn="0" w:firstRowLastColumn="0" w:lastRowFirstColumn="0" w:lastRowLastColumn="0"/>
+              <w:rPr>
+                <w:rFonts w:ascii="Times New Roman" w:eastAsia="Times New Roman" w:hAnsi="Times New Roman" w:cs="Times New Roman"/>
+                <w:kern w:val="0"/>
+                <w:sz w:val="24"/>
+                <w:szCs w:val="24"/>
+                <w:lang w:val="en-GB" w:eastAsia="en-GB" w:bidi="ar-SA"/>
+                <w14:ligatures w14:val="none"/>
+              </w:rPr>
+            </w:pPr>
+            <w:r>
+              <w:rPr>
+                <w:rFonts w:ascii="Times New Roman" w:eastAsia="Times New Roman" w:hAnsi="Times New Roman" w:cs="Times New Roman"/>
+                <w:kern w:val="0"/>
+                <w:sz w:val="24"/>
+                <w:szCs w:val="24"/>
+                <w:lang w:val="en-GB" w:eastAsia="en-GB" w:bidi="ar-SA"/>
+                <w14:ligatures w14:val="none"/>
+              </w:rPr>
+              <w:t>Internal</w:t>
+            </w:r>
+          </w:p>
+        </w:tc>
+      </w:tr>
+      <w:tr>
+        <w:trPr>
+          <w:cnfStyle w:val="000000100000" w:firstRow="0" w:lastRow="0" w:firstColumn="0" w:lastColumn="0" w:oddVBand="0" w:evenVBand="0" w:oddHBand="1" w:evenHBand="0" w:firstRowFirstColumn="0" w:firstRowLastColumn="0" w:lastRowFirstColumn="0" w:lastRowLastColumn="0"/>
+        </w:trPr>
+        <w:tc>
+          <w:tcPr>
+            <w:cnfStyle w:val="001000000000" w:firstRow="0" w:lastRow="0" w:firstColumn="1" w:lastColumn="0" w:oddVBand="0" w:evenVBand="0" w:oddHBand="0" w:evenHBand="0" w:firstRowFirstColumn="0" w:firstRowLastColumn="0" w:lastRowFirstColumn="0" w:lastRowLastColumn="0"/>
+            <w:tcW w:w="2605" w:type="dxa"/>
+            <w:hideMark/>
+          </w:tcPr>
+          <w:p>
+            <w:pPr>
+              <w:rPr>
+                <w:rFonts w:ascii="Times New Roman" w:eastAsia="Times New Roman" w:hAnsi="Times New Roman" w:cs="Times New Roman"/>
+                <w:kern w:val="0"/>
+                <w:sz w:val="24"/>
+                <w:szCs w:val="24"/>
+                <w:lang w:val="en-GB" w:eastAsia="en-GB" w:bidi="ar-SA"/>
+                <w14:ligatures w14:val="none"/>
+              </w:rPr>
+            </w:pPr>
+            <w:r>
+              <w:rPr>
+                <w:rFonts w:ascii="Times New Roman" w:eastAsia="Times New Roman" w:hAnsi="Times New Roman" w:cs="Times New Roman"/>
+                <w:kern w:val="0"/>
+                <w:sz w:val="24"/>
+                <w:szCs w:val="24"/>
+                <w:lang w:val="en-GB" w:eastAsia="en-GB" w:bidi="ar-SA"/>
+                <w14:ligatures w14:val="none"/>
+              </w:rPr>
+              <w:t>Next Review</w:t>
+            </w:r>
+          </w:p>
+        </w:tc>
+        <w:tc>
+          <w:tcPr>
+            <w:tcW w:w="6480" w:type="dxa"/>
+            <w:hideMark/>
+          </w:tcPr>
+          <w:p>
+            <w:pPr>
+              <w:cnfStyle w:val="000000100000" w:firstRow="0" w:lastRow="0" w:firstColumn="0" w:lastColumn="0" w:oddVBand="0" w:evenVBand="0" w:oddHBand="1" w:evenHBand="0" w:firstRowFirstColumn="0" w:firstRowLastColumn="0" w:lastRowFirstColumn="0" w:lastRowLastColumn="0"/>
+              <w:rPr>
+                <w:rFonts w:ascii="Times New Roman" w:eastAsia="Times New Roman" w:hAnsi="Times New Roman" w:cs="Times New Roman"/>
+                <w:kern w:val="0"/>
+                <w:sz w:val="24"/>
+                <w:szCs w:val="24"/>
+                <w:lang w:val="en-GB" w:eastAsia="en-GB" w:bidi="ar-SA"/>
+                <w14:ligatures w14:val="none"/>
+              </w:rPr>
+            </w:pPr>
+            <w:r>
+              <w:rPr>
+                <w:rFonts w:ascii="Times New Roman" w:eastAsia="Times New Roman" w:hAnsi="Times New Roman" w:cs="Times New Roman"/>
+                <w:kern w:val="0"/>
+                <w:sz w:val="24"/>
+                <w:szCs w:val="24"/>
+                <w:lang w:val="en-GB" w:eastAsia="en-GB" w:bidi="ar-SA"/>
+                <w14:ligatures w14:val="none"/>
+              </w:rPr>
+              <w:t>Jan 2027</w:t>
+            </w:r>
+          </w:p>
+        </w:tc>
+      </w:tr>
+    </w:tbl>
+    <w:p>
+      <w:pPr>
+        <w:rPr>
+          <w:rFonts w:ascii="Times New Roman" w:eastAsia="Times New Roman" w:hAnsi="Times New Roman" w:cs="Times New Roman"/>
+          <w:kern w:val="0"/>
+          <w:sz w:val="24"/>
+          <w:szCs w:val="24"/>
+          <w:lang w:val="en-GB" w:eastAsia="en-GB" w:bidi="ar-SA"/>
+          <w14:ligatures w14:val="none"/>
+        </w:rPr>
+      </w:pPr>
+    </w:p>
+    <w:p>
+      <w:pPr>
+        <w:rPr>
+          <w:rFonts w:ascii="Times New Roman" w:eastAsia="Times New Roman" w:hAnsi="Times New Roman" w:cs="Times New Roman"/>
+          <w:b/>
+          <w:bCs/>
+          <w:kern w:val="0"/>
+          <w:sz w:val="27"/>
+          <w:szCs w:val="27"/>
+          <w:lang w:val="en-GB" w:eastAsia="en-GB" w:bidi="ar-SA"/>
+          <w14:ligatures w14:val="none"/>
+        </w:rPr>
+      </w:pPr>
+      <w:r>
+        <w:rPr>
+          <w:rFonts w:ascii="Times New Roman" w:eastAsia="Times New Roman" w:hAnsi="Times New Roman" w:cs="Times New Roman"/>
+          <w:b/>
+          <w:bCs/>
+          <w:kern w:val="0"/>
+          <w:sz w:val="27"/>
+          <w:szCs w:val="27"/>
+          <w:lang w:val="en-GB" w:eastAsia="en-GB" w:bidi="ar-SA"/>
+          <w14:ligatures w14:val="none"/>
+        </w:rPr>
+        <w:t>Revision History</w:t>
+      </w:r>
+    </w:p>
+    <w:tbl>
+      <w:tblPr>
+        <w:tblStyle w:val="PlainTable1"/>
+        <w:tblW w:w="9085" w:type="dxa"/>
+        <w:tblLook w:val="04A0" w:firstRow="1" w:lastRow="0" w:firstColumn="1" w:lastColumn="0" w:noHBand="0" w:noVBand="1"/>
+      </w:tblPr>
+      <w:tblGrid>
+        <w:gridCol w:w="1016"/>
+        <w:gridCol w:w="1376"/>
+        <w:gridCol w:w="2049"/>
+        <w:gridCol w:w="4644"/>
+      </w:tblGrid>
+      <w:tr>
+        <w:trPr>
+          <w:cnfStyle w:val="100000000000" w:firstRow="1" w:lastRow="0" w:firstColumn="0" w:lastColumn="0" w:oddVBand="0" w:evenVBand="0" w:oddHBand="0" w:evenHBand="0" w:firstRowFirstColumn="0" w:firstRowLastColumn="0" w:lastRowFirstColumn="0" w:lastRowLastColumn="0"/>
+        </w:trPr>
+        <w:tc>
+          <w:tcPr>
+            <w:cnfStyle w:val="001000000000" w:firstRow="0" w:lastRow="0" w:firstColumn="1" w:lastColumn="0" w:oddVBand="0" w:evenVBand="0" w:oddHBand="0" w:evenHBand="0" w:firstRowFirstColumn="0" w:firstRowLastColumn="0" w:lastRowFirstColumn="0" w:lastRowLastColumn="0"/>
+            <w:tcW w:w="0" w:type="auto"/>
+            <w:shd w:val="clear" w:color="auto" w:fill="0A2F41" w:themeFill="accent1" w:themeFillShade="80"/>
+            <w:hideMark/>
+          </w:tcPr>
+          <w:p>
+            <w:pPr>
+              <w:jc w:val="center"/>
+              <w:rPr>
+                <w:rFonts w:ascii="Times New Roman" w:eastAsia="Times New Roman" w:hAnsi="Times New Roman" w:cs="Times New Roman"/>
+                <w:kern w:val="0"/>
+                <w:sz w:val="24"/>
+                <w:szCs w:val="24"/>
+                <w:lang w:val="en-GB" w:eastAsia="en-GB" w:bidi="ar-SA"/>
+                <w14:ligatures w14:val="none"/>
+              </w:rPr>
+            </w:pPr>
+            <w:r>
+              <w:rPr>
+                <w:rFonts w:ascii="Times New Roman" w:eastAsia="Times New Roman" w:hAnsi="Times New Roman" w:cs="Times New Roman"/>
+                <w:kern w:val="0"/>
+                <w:sz w:val="24"/>
+                <w:szCs w:val="24"/>
+                <w:lang w:val="en-GB" w:eastAsia="en-GB" w:bidi="ar-SA"/>
+                <w14:ligatures w14:val="none"/>
+              </w:rPr>
+              <w:t>Version</w:t>
+            </w:r>
+          </w:p>
+        </w:tc>
+        <w:tc>
+          <w:tcPr>
+            <w:tcW w:w="0" w:type="auto"/>
+            <w:shd w:val="clear" w:color="auto" w:fill="0A2F41" w:themeFill="accent1" w:themeFillShade="80"/>
+            <w:hideMark/>
+          </w:tcPr>
+          <w:p>
+            <w:pPr>
+              <w:jc w:val="center"/>
+              <w:cnfStyle w:val="100000000000" w:firstRow="1" w:lastRow="0" w:firstColumn="0" w:lastColumn="0" w:oddVBand="0" w:evenVBand="0" w:oddHBand="0" w:evenHBand="0" w:firstRowFirstColumn="0" w:firstRowLastColumn="0" w:lastRowFirstColumn="0" w:lastRowLastColumn="0"/>
+              <w:rPr>
+                <w:rFonts w:ascii="Times New Roman" w:eastAsia="Times New Roman" w:hAnsi="Times New Roman" w:cs="Times New Roman"/>
+                <w:kern w:val="0"/>
+                <w:sz w:val="24"/>
+                <w:szCs w:val="24"/>
+                <w:lang w:val="en-GB" w:eastAsia="en-GB" w:bidi="ar-SA"/>
+                <w14:ligatures w14:val="none"/>
+              </w:rPr>
+            </w:pPr>
+            <w:r>
+              <w:rPr>
+                <w:rFonts w:ascii="Times New Roman" w:eastAsia="Times New Roman" w:hAnsi="Times New Roman" w:cs="Times New Roman"/>
+                <w:kern w:val="0"/>
+                <w:sz w:val="24"/>
+                <w:szCs w:val="24"/>
+                <w:lang w:val="en-GB" w:eastAsia="en-GB" w:bidi="ar-SA"/>
+                <w14:ligatures w14:val="none"/>
+              </w:rPr>
+              <w:t>Date</w:t>
+            </w:r>
+          </w:p>
+        </w:tc>
+        <w:tc>
+          <w:tcPr>
+            <w:tcW w:w="0" w:type="auto"/>
+            <w:shd w:val="clear" w:color="auto" w:fill="0A2F41" w:themeFill="accent1" w:themeFillShade="80"/>
+            <w:hideMark/>
+          </w:tcPr>
+          <w:p>
+            <w:pPr>
+              <w:jc w:val="center"/>
+              <w:cnfStyle w:val="100000000000" w:firstRow="1" w:lastRow="0" w:firstColumn="0" w:lastColumn="0" w:oddVBand="0" w:evenVBand="0" w:oddHBand="0" w:evenHBand="0" w:firstRowFirstColumn="0" w:firstRowLastColumn="0" w:lastRowFirstColumn="0" w:lastRowLastColumn="0"/>
+              <w:rPr>
+                <w:rFonts w:ascii="Times New Roman" w:eastAsia="Times New Roman" w:hAnsi="Times New Roman" w:cs="Times New Roman"/>
+                <w:kern w:val="0"/>
+                <w:sz w:val="24"/>
+                <w:szCs w:val="24"/>
+                <w:lang w:val="en-GB" w:eastAsia="en-GB" w:bidi="ar-SA"/>
+                <w14:ligatures w14:val="none"/>
+              </w:rPr>
+            </w:pPr>
+            <w:r>
+              <w:rPr>
+                <w:rFonts w:ascii="Times New Roman" w:eastAsia="Times New Roman" w:hAnsi="Times New Roman" w:cs="Times New Roman"/>
+                <w:kern w:val="0"/>
+                <w:sz w:val="24"/>
+                <w:szCs w:val="24"/>
+                <w:lang w:val="en-GB" w:eastAsia="en-GB" w:bidi="ar-SA"/>
+                <w14:ligatures w14:val="none"/>
+              </w:rPr>
+              <w:t>Author</w:t>
+            </w:r>
+          </w:p>
+        </w:tc>
+        <w:tc>
+          <w:tcPr>
+            <w:tcW w:w="4644" w:type="dxa"/>
+            <w:shd w:val="clear" w:color="auto" w:fill="0A2F41" w:themeFill="accent1" w:themeFillShade="80"/>
+            <w:hideMark/>
+          </w:tcPr>
+          <w:p>
+            <w:pPr>
+              <w:jc w:val="center"/>
+              <w:cnfStyle w:val="100000000000" w:firstRow="1" w:lastRow="0" w:firstColumn="0" w:lastColumn="0" w:oddVBand="0" w:evenVBand="0" w:oddHBand="0" w:evenHBand="0" w:firstRowFirstColumn="0" w:firstRowLastColumn="0" w:lastRowFirstColumn="0" w:lastRowLastColumn="0"/>
+              <w:rPr>
+                <w:rFonts w:ascii="Times New Roman" w:eastAsia="Times New Roman" w:hAnsi="Times New Roman" w:cs="Times New Roman"/>
+                <w:kern w:val="0"/>
+                <w:sz w:val="24"/>
+                <w:szCs w:val="24"/>
+                <w:lang w:val="en-GB" w:eastAsia="en-GB" w:bidi="ar-SA"/>
+                <w14:ligatures w14:val="none"/>
+              </w:rPr>
+            </w:pPr>
+            <w:r>
+              <w:rPr>
+                <w:rFonts w:ascii="Times New Roman" w:eastAsia="Times New Roman" w:hAnsi="Times New Roman" w:cs="Times New Roman"/>
+                <w:kern w:val="0"/>
+                <w:sz w:val="24"/>
+                <w:szCs w:val="24"/>
+                <w:lang w:val="en-GB" w:eastAsia="en-GB" w:bidi="ar-SA"/>
+                <w14:ligatures w14:val="none"/>
+              </w:rPr>
+              <w:t>Changes</w:t>
+            </w:r>
+          </w:p>
+        </w:tc>
+      </w:tr>
+      <w:tr>
+        <w:trPr>
+          <w:cnfStyle w:val="000000100000" w:firstRow="0" w:lastRow="0" w:firstColumn="0" w:lastColumn="0" w:oddVBand="0" w:evenVBand="0" w:oddHBand="1" w:evenHBand="0" w:firstRowFirstColumn="0" w:firstRowLastColumn="0" w:lastRowFirstColumn="0" w:lastRowLastColumn="0"/>
+        </w:trPr>
+        <w:tc>
+          <w:tcPr>
+            <w:cnfStyle w:val="001000000000" w:firstRow="0" w:lastRow="0" w:firstColumn="1" w:lastColumn="0" w:oddVBand="0" w:evenVBand="0" w:oddHBand="0" w:evenHBand="0" w:firstRowFirstColumn="0" w:firstRowLastColumn="0" w:lastRowFirstColumn="0" w:lastRowLastColumn="0"/>
+            <w:tcW w:w="0" w:type="auto"/>
+            <w:hideMark/>
+          </w:tcPr>
+          <w:p>
+            <w:pPr>
+              <w:rPr>
+                <w:rFonts w:ascii="Times New Roman" w:eastAsia="Times New Roman" w:hAnsi="Times New Roman" w:cs="Times New Roman"/>
+                <w:kern w:val="0"/>
+                <w:sz w:val="24"/>
+                <w:szCs w:val="24"/>
+                <w:lang w:val="en-GB" w:eastAsia="en-GB" w:bidi="ar-SA"/>
+                <w14:ligatures w14:val="none"/>
+              </w:rPr>
+            </w:pPr>
+            <w:r>
+              <w:rPr>
+                <w:rFonts w:ascii="Times New Roman" w:eastAsia="Times New Roman" w:hAnsi="Times New Roman" w:cs="Times New Roman"/>
+                <w:kern w:val="0"/>
+                <w:sz w:val="24"/>
+                <w:szCs w:val="24"/>
+                <w:lang w:val="en-GB" w:eastAsia="en-GB" w:bidi="ar-SA"/>
+                <w14:ligatures w14:val="none"/>
+              </w:rPr>
+              <w:t>1.0</w:t>
+            </w:r>
+          </w:p>
+        </w:tc>
+        <w:tc>
+          <w:tcPr>
+            <w:tcW w:w="0" w:type="auto"/>
+            <w:hideMark/>
+          </w:tcPr>
+          <w:p>
+            <w:pPr>
+              <w:cnfStyle w:val="000000100000" w:firstRow="0" w:lastRow="0" w:firstColumn="0" w:lastColumn="0" w:oddVBand="0" w:evenVBand="0" w:oddHBand="1" w:evenHBand="0" w:firstRowFirstColumn="0" w:firstRowLastColumn="0" w:lastRowFirstColumn="0" w:lastRowLastColumn="0"/>
+              <w:rPr>
+                <w:rFonts w:ascii="Times New Roman" w:eastAsia="Times New Roman" w:hAnsi="Times New Roman" w:cs="Times New Roman"/>
+                <w:kern w:val="0"/>
+                <w:sz w:val="24"/>
+                <w:szCs w:val="24"/>
+                <w:lang w:val="en-GB" w:eastAsia="en-GB" w:bidi="ar-SA"/>
+                <w14:ligatures w14:val="none"/>
+              </w:rPr>
+            </w:pPr>
+            <w:r>
+              <w:rPr>
+                <w:rFonts w:ascii="Times New Roman" w:eastAsia="Times New Roman" w:hAnsi="Times New Roman" w:cs="Times New Roman"/>
+                <w:kern w:val="0"/>
+                <w:sz w:val="24"/>
+                <w:szCs w:val="24"/>
+                <w:lang w:val="en-GB" w:eastAsia="en-GB" w:bidi="ar-SA"/>
+                <w14:ligatures w14:val="none"/>
+              </w:rPr>
+              <w:t>01 Jan 2026</w:t>
+            </w:r>
+          </w:p>
+        </w:tc>
+        <w:tc>
+          <w:tcPr>
+            <w:tcW w:w="0" w:type="auto"/>
+            <w:hideMark/>
+          </w:tcPr>
+          <w:p>
+            <w:pPr>
+              <w:cnfStyle w:val="000000100000" w:firstRow="0" w:lastRow="0" w:firstColumn="0" w:lastColumn="0" w:oddVBand="0" w:evenVBand="0" w:oddHBand="1" w:evenHBand="0" w:firstRowFirstColumn="0" w:firstRowLastColumn="0" w:lastRowFirstColumn="0" w:lastRowLastColumn="0"/>
+              <w:rPr>
+                <w:rFonts w:ascii="Times New Roman" w:eastAsia="Times New Roman" w:hAnsi="Times New Roman" w:cs="Times New Roman"/>
+                <w:kern w:val="0"/>
+                <w:sz w:val="24"/>
+                <w:szCs w:val="24"/>
+                <w:lang w:val="en-GB" w:eastAsia="en-GB" w:bidi="ar-SA"/>
+                <w14:ligatures w14:val="none"/>
+              </w:rPr>
+            </w:pPr>
+            <w:r>
+              <w:rPr>
+                <w:rFonts w:ascii="Times New Roman" w:eastAsia="Times New Roman" w:hAnsi="Times New Roman" w:cs="Times New Roman"/>
+                <w:kern w:val="0"/>
+                <w:sz w:val="24"/>
+                <w:szCs w:val="24"/>
+                <w:lang w:val="en-GB" w:eastAsia="en-GB" w:bidi="ar-SA"/>
+                <w14:ligatures w14:val="none"/>
+              </w:rPr>
+              <w:t>Governance Office</w:t>
+            </w:r>
+          </w:p>
+        </w:tc>
+        <w:tc>
+          <w:tcPr>
+            <w:tcW w:w="4644" w:type="dxa"/>
+            <w:hideMark/>
+          </w:tcPr>
+          <w:p>
+            <w:pPr>
+              <w:cnfStyle w:val="000000100000" w:firstRow="0" w:lastRow="0" w:firstColumn="0" w:lastColumn="0" w:oddVBand="0" w:evenVBand="0" w:oddHBand="1" w:evenHBand="0" w:firstRowFirstColumn="0" w:firstRowLastColumn="0" w:lastRowFirstColumn="0" w:lastRowLastColumn="0"/>
+              <w:rPr>
+                <w:rFonts w:ascii="Times New Roman" w:eastAsia="Times New Roman" w:hAnsi="Times New Roman" w:cs="Times New Roman"/>
+                <w:kern w:val="0"/>
+                <w:sz w:val="24"/>
+                <w:szCs w:val="24"/>
+                <w:lang w:val="en-GB" w:eastAsia="en-GB" w:bidi="ar-SA"/>
+                <w14:ligatures w14:val="none"/>
+              </w:rPr>
+            </w:pPr>
+            <w:r>
+              <w:rPr>
+                <w:rFonts w:ascii="Times New Roman" w:eastAsia="Times New Roman" w:hAnsi="Times New Roman" w:cs="Times New Roman"/>
+                <w:kern w:val="0"/>
+                <w:sz w:val="24"/>
+                <w:szCs w:val="24"/>
+                <w:lang w:val="en-GB" w:eastAsia="en-GB" w:bidi="ar-SA"/>
+                <w14:ligatures w14:val="none"/>
+              </w:rPr>
+              <w:t>Initial Issue</w:t>
+            </w:r>
+          </w:p>
+        </w:tc>
+      </w:tr>
+    </w:tbl>
+    <w:p>
+      <w:pPr>
+        <w:rPr>
+          <w:rFonts w:ascii="Times New Roman" w:eastAsia="Times New Roman" w:hAnsi="Times New Roman" w:cs="Times New Roman"/>
+          <w:b/>
+          <w:bCs/>
+          <w:kern w:val="0"/>
+          <w:sz w:val="27"/>
+          <w:szCs w:val="27"/>
+          <w:lang w:val="en-GB" w:eastAsia="en-GB" w:bidi="ar-SA"/>
+          <w14:ligatures w14:val="none"/>
+        </w:rPr>
+      </w:pPr>
+      <w:r>
+        <w:rPr>
+          <w:rFonts w:ascii="Times New Roman" w:eastAsia="Times New Roman" w:hAnsi="Times New Roman" w:cs="Times New Roman"/>
+          <w:b/>
+          <w:bCs/>
+          <w:kern w:val="0"/>
+          <w:sz w:val="27"/>
+          <w:szCs w:val="27"/>
+          <w:lang w:val="en-GB" w:eastAsia="en-GB" w:bidi="ar-SA"/>
+          <w14:ligatures w14:val="none"/>
+        </w:rPr>
+        <w:t>Distribution List</w:t>
+      </w:r>
+    </w:p>
+    <w:tbl>
+      <w:tblPr>
+        <w:tblStyle w:val="PlainTable1"/>
+        <w:tblW w:w="9085" w:type="dxa"/>
+        <w:tblLook w:val="04A0" w:firstRow="1" w:lastRow="0" w:firstColumn="1" w:lastColumn="0" w:noHBand="0" w:noVBand="1"/>
+      </w:tblPr>
+      <w:tblGrid>
+        <w:gridCol w:w="1563"/>
+        <w:gridCol w:w="7522"/>
+      </w:tblGrid>
+      <w:tr>
+        <w:trPr>
+          <w:cnfStyle w:val="100000000000" w:firstRow="1" w:lastRow="0" w:firstColumn="0" w:lastColumn="0" w:oddVBand="0" w:evenVBand="0" w:oddHBand="0" w:evenHBand="0" w:firstRowFirstColumn="0" w:firstRowLastColumn="0" w:lastRowFirstColumn="0" w:lastRowLastColumn="0"/>
+        </w:trPr>
+        <w:tc>
+          <w:tcPr>
+            <w:cnfStyle w:val="001000000000" w:firstRow="0" w:lastRow="0" w:firstColumn="1" w:lastColumn="0" w:oddVBand="0" w:evenVBand="0" w:oddHBand="0" w:evenHBand="0" w:firstRowFirstColumn="0" w:firstRowLastColumn="0" w:lastRowFirstColumn="0" w:lastRowLastColumn="0"/>
+            <w:tcW w:w="0" w:type="auto"/>
+            <w:shd w:val="clear" w:color="auto" w:fill="0A2F41" w:themeFill="accent1" w:themeFillShade="80"/>
+            <w:hideMark/>
+          </w:tcPr>
+          <w:p>
+            <w:pPr>
+              <w:jc w:val="center"/>
+              <w:rPr>
+                <w:rFonts w:ascii="Times New Roman" w:eastAsia="Times New Roman" w:hAnsi="Times New Roman" w:cs="Times New Roman"/>
+                <w:kern w:val="0"/>
+                <w:sz w:val="24"/>
+                <w:szCs w:val="24"/>
+                <w:lang w:val="en-GB" w:eastAsia="en-GB" w:bidi="ar-SA"/>
+                <w14:ligatures w14:val="none"/>
+              </w:rPr>
+            </w:pPr>
+            <w:r>
+              <w:rPr>
+                <w:rFonts w:ascii="Times New Roman" w:eastAsia="Times New Roman" w:hAnsi="Times New Roman" w:cs="Times New Roman"/>
+                <w:kern w:val="0"/>
+                <w:sz w:val="24"/>
+                <w:szCs w:val="24"/>
+                <w:lang w:val="en-GB" w:eastAsia="en-GB" w:bidi="ar-SA"/>
+                <w14:ligatures w14:val="none"/>
+              </w:rPr>
+              <w:t>Department</w:t>
+            </w:r>
+          </w:p>
+        </w:tc>
+        <w:tc>
+          <w:tcPr>
+            <w:tcW w:w="7522" w:type="dxa"/>
+            <w:shd w:val="clear" w:color="auto" w:fill="0A2F41" w:themeFill="accent1" w:themeFillShade="80"/>
+            <w:hideMark/>
+          </w:tcPr>
+          <w:p>
+            <w:pPr>
+              <w:jc w:val="center"/>
+              <w:cnfStyle w:val="100000000000" w:firstRow="1" w:lastRow="0" w:firstColumn="0" w:lastColumn="0" w:oddVBand="0" w:evenVBand="0" w:oddHBand="0" w:evenHBand="0" w:firstRowFirstColumn="0" w:firstRowLastColumn="0" w:lastRowFirstColumn="0" w:lastRowLastColumn="0"/>
+              <w:rPr>
+                <w:rFonts w:ascii="Times New Roman" w:eastAsia="Times New Roman" w:hAnsi="Times New Roman" w:cs="Times New Roman"/>
+                <w:kern w:val="0"/>
+                <w:sz w:val="24"/>
+                <w:szCs w:val="24"/>
+                <w:lang w:val="en-GB" w:eastAsia="en-GB" w:bidi="ar-SA"/>
+                <w14:ligatures w14:val="none"/>
+              </w:rPr>
+            </w:pPr>
+            <w:r>
+              <w:rPr>
+                <w:rFonts w:ascii="Times New Roman" w:eastAsia="Times New Roman" w:hAnsi="Times New Roman" w:cs="Times New Roman"/>
+                <w:kern w:val="0"/>
+                <w:sz w:val="24"/>
+                <w:szCs w:val="24"/>
+                <w:lang w:val="en-GB" w:eastAsia="en-GB" w:bidi="ar-SA"/>
+                <w14:ligatures w14:val="none"/>
+              </w:rPr>
+              <w:t>Access</w:t>
+            </w:r>
+          </w:p>
+        </w:tc>
+      </w:tr>
+      <w:tr>
+        <w:trPr>
+          <w:cnfStyle w:val="000000100000" w:firstRow="0" w:lastRow="0" w:firstColumn="0" w:lastColumn="0" w:oddVBand="0" w:evenVBand="0" w:oddHBand="1" w:evenHBand="0" w:firstRowFirstColumn="0" w:firstRowLastColumn="0" w:lastRowFirstColumn="0" w:lastRowLastColumn="0"/>
+        </w:trPr>
+        <w:tc>
+          <w:tcPr>
+            <w:cnfStyle w:val="001000000000" w:firstRow="0" w:lastRow="0" w:firstColumn="1" w:lastColumn="0" w:oddVBand="0" w:evenVBand="0" w:oddHBand="0" w:evenHBand="0" w:firstRowFirstColumn="0" w:firstRowLastColumn="0" w:lastRowFirstColumn="0" w:lastRowLastColumn="0"/>
+            <w:tcW w:w="0" w:type="auto"/>
+            <w:hideMark/>
+          </w:tcPr>
+          <w:p>
+            <w:pPr>
+              <w:rPr>
+                <w:rFonts w:ascii="Times New Roman" w:eastAsia="Times New Roman" w:hAnsi="Times New Roman" w:cs="Times New Roman"/>
+                <w:kern w:val="0"/>
+                <w:sz w:val="24"/>
+                <w:szCs w:val="24"/>
+                <w:lang w:val="en-GB" w:eastAsia="en-GB" w:bidi="ar-SA"/>
+                <w14:ligatures w14:val="none"/>
+              </w:rPr>
+            </w:pPr>
+            <w:r>
+              <w:rPr>
+                <w:rFonts w:ascii="Times New Roman" w:eastAsia="Times New Roman" w:hAnsi="Times New Roman" w:cs="Times New Roman"/>
+                <w:kern w:val="0"/>
+                <w:sz w:val="24"/>
+                <w:szCs w:val="24"/>
+                <w:lang w:val="en-GB" w:eastAsia="en-GB" w:bidi="ar-SA"/>
+                <w14:ligatures w14:val="none"/>
+              </w:rPr>
+              <w:t>Board</w:t>
+            </w:r>
+          </w:p>
+        </w:tc>
+        <w:tc>
+          <w:tcPr>
+            <w:tcW w:w="7522" w:type="dxa"/>
+            <w:hideMark/>
+          </w:tcPr>
+          <w:p>
+            <w:pPr>
+              <w:cnfStyle w:val="000000100000" w:firstRow="0" w:lastRow="0" w:firstColumn="0" w:lastColumn="0" w:oddVBand="0" w:evenVBand="0" w:oddHBand="1" w:evenHBand="0" w:firstRowFirstColumn="0" w:firstRowLastColumn="0" w:lastRowFirstColumn="0" w:lastRowLastColumn="0"/>
+              <w:rPr>
+                <w:rFonts w:ascii="Times New Roman" w:eastAsia="Times New Roman" w:hAnsi="Times New Roman" w:cs="Times New Roman"/>
+                <w:kern w:val="0"/>
+                <w:sz w:val="24"/>
+                <w:szCs w:val="24"/>
+                <w:lang w:val="en-GB" w:eastAsia="en-GB" w:bidi="ar-SA"/>
+                <w14:ligatures w14:val="none"/>
+              </w:rPr>
+            </w:pPr>
+            <w:r>
+              <w:rPr>
+                <w:rFonts w:ascii="Times New Roman" w:eastAsia="Times New Roman" w:hAnsi="Times New Roman" w:cs="Times New Roman"/>
+                <w:kern w:val="0"/>
+                <w:sz w:val="24"/>
+                <w:szCs w:val="24"/>
+                <w:lang w:val="en-GB" w:eastAsia="en-GB" w:bidi="ar-SA"/>
+                <w14:ligatures w14:val="none"/>
+              </w:rPr>
+              <w:t>Full</w:t>
+            </w:r>
+          </w:p>
+        </w:tc>
+      </w:tr>
+      <w:tr>
+        <w:tc>
+          <w:tcPr>
+            <w:cnfStyle w:val="001000000000" w:firstRow="0" w:lastRow="0" w:firstColumn="1" w:lastColumn="0" w:oddVBand="0" w:evenVBand="0" w:oddHBand="0" w:evenHBand="0" w:firstRowFirstColumn="0" w:firstRowLastColumn="0" w:lastRowFirstColumn="0" w:lastRowLastColumn="0"/>
+            <w:tcW w:w="0" w:type="auto"/>
+            <w:hideMark/>
+          </w:tcPr>
+          <w:p>
+            <w:pPr>
+              <w:rPr>
+                <w:rFonts w:ascii="Times New Roman" w:eastAsia="Times New Roman" w:hAnsi="Times New Roman" w:cs="Times New Roman"/>
+                <w:kern w:val="0"/>
+                <w:sz w:val="24"/>
+                <w:szCs w:val="24"/>
+                <w:lang w:val="en-GB" w:eastAsia="en-GB" w:bidi="ar-SA"/>
+                <w14:ligatures w14:val="none"/>
+              </w:rPr>
+            </w:pPr>
+            <w:r>
+              <w:rPr>
+                <w:rFonts w:ascii="Times New Roman" w:eastAsia="Times New Roman" w:hAnsi="Times New Roman" w:cs="Times New Roman"/>
+                <w:kern w:val="0"/>
+                <w:sz w:val="24"/>
+                <w:szCs w:val="24"/>
+                <w:lang w:val="en-GB" w:eastAsia="en-GB" w:bidi="ar-SA"/>
+                <w14:ligatures w14:val="none"/>
+              </w:rPr>
+              <w:t>Management</w:t>
+            </w:r>
+          </w:p>
+        </w:tc>
+        <w:tc>
+          <w:tcPr>
+            <w:tcW w:w="7522" w:type="dxa"/>
+            <w:hideMark/>
+          </w:tcPr>
+          <w:p>
+            <w:pPr>
+              <w:cnfStyle w:val="000000000000" w:firstRow="0" w:lastRow="0" w:firstColumn="0" w:lastColumn="0" w:oddVBand="0" w:evenVBand="0" w:oddHBand="0" w:evenHBand="0" w:firstRowFirstColumn="0" w:firstRowLastColumn="0" w:lastRowFirstColumn="0" w:lastRowLastColumn="0"/>
+              <w:rPr>
+                <w:rFonts w:ascii="Times New Roman" w:eastAsia="Times New Roman" w:hAnsi="Times New Roman" w:cs="Times New Roman"/>
+                <w:kern w:val="0"/>
+                <w:sz w:val="24"/>
+                <w:szCs w:val="24"/>
+                <w:lang w:val="en-GB" w:eastAsia="en-GB" w:bidi="ar-SA"/>
+                <w14:ligatures w14:val="none"/>
+              </w:rPr>
+            </w:pPr>
+            <w:r>
+              <w:rPr>
+                <w:rFonts w:ascii="Times New Roman" w:eastAsia="Times New Roman" w:hAnsi="Times New Roman" w:cs="Times New Roman"/>
+                <w:kern w:val="0"/>
+                <w:sz w:val="24"/>
+                <w:szCs w:val="24"/>
+                <w:lang w:val="en-GB" w:eastAsia="en-GB" w:bidi="ar-SA"/>
+                <w14:ligatures w14:val="none"/>
+              </w:rPr>
+              <w:t>Full</w:t>
+            </w:r>
+          </w:p>
+        </w:tc>
+      </w:tr>
+      <w:tr>
+        <w:trPr>
+          <w:cnfStyle w:val="000000100000" w:firstRow="0" w:lastRow="0" w:firstColumn="0" w:lastColumn="0" w:oddVBand="0" w:evenVBand="0" w:oddHBand="1" w:evenHBand="0" w:firstRowFirstColumn="0" w:firstRowLastColumn="0" w:lastRowFirstColumn="0" w:lastRowLastColumn="0"/>
+        </w:trPr>
+        <w:tc>
+          <w:tcPr>
+            <w:cnfStyle w:val="001000000000" w:firstRow="0" w:lastRow="0" w:firstColumn="1" w:lastColumn="0" w:oddVBand="0" w:evenVBand="0" w:oddHBand="0" w:evenHBand="0" w:firstRowFirstColumn="0" w:firstRowLastColumn="0" w:lastRowFirstColumn="0" w:lastRowLastColumn="0"/>
+            <w:tcW w:w="0" w:type="auto"/>
+            <w:hideMark/>
+          </w:tcPr>
+          <w:p>
+            <w:pPr>
+              <w:rPr>
+                <w:rFonts w:ascii="Times New Roman" w:eastAsia="Times New Roman" w:hAnsi="Times New Roman" w:cs="Times New Roman"/>
+                <w:kern w:val="0"/>
+                <w:sz w:val="24"/>
+                <w:szCs w:val="24"/>
+                <w:lang w:val="en-GB" w:eastAsia="en-GB" w:bidi="ar-SA"/>
+                <w14:ligatures w14:val="none"/>
+              </w:rPr>
+            </w:pPr>
+            <w:r>
+              <w:rPr>
+                <w:rFonts w:ascii="Times New Roman" w:eastAsia="Times New Roman" w:hAnsi="Times New Roman" w:cs="Times New Roman"/>
+                <w:kern w:val="0"/>
+                <w:sz w:val="24"/>
+                <w:szCs w:val="24"/>
+                <w:lang w:val="en-GB" w:eastAsia="en-GB" w:bidi="ar-SA"/>
+                <w14:ligatures w14:val="none"/>
+              </w:rPr>
+              <w:t>Departments</w:t>
+            </w:r>
+          </w:p>
+        </w:tc>
+        <w:tc>
+          <w:tcPr>
+            <w:tcW w:w="7522" w:type="dxa"/>
+            <w:hideMark/>
+          </w:tcPr>
+          <w:p>
+            <w:pPr>
+              <w:cnfStyle w:val="000000100000" w:firstRow="0" w:lastRow="0" w:firstColumn="0" w:lastColumn="0" w:oddVBand="0" w:evenVBand="0" w:oddHBand="1" w:evenHBand="0" w:firstRowFirstColumn="0" w:firstRowLastColumn="0" w:lastRowFirstColumn="0" w:lastRowLastColumn="0"/>
+              <w:rPr>
+                <w:rFonts w:ascii="Times New Roman" w:eastAsia="Times New Roman" w:hAnsi="Times New Roman" w:cs="Times New Roman"/>
+                <w:kern w:val="0"/>
+                <w:sz w:val="24"/>
+                <w:szCs w:val="24"/>
+                <w:lang w:val="en-GB" w:eastAsia="en-GB" w:bidi="ar-SA"/>
+                <w14:ligatures w14:val="none"/>
+              </w:rPr>
+            </w:pPr>
+            <w:r>
+              <w:rPr>
+                <w:rFonts w:ascii="Times New Roman" w:eastAsia="Times New Roman" w:hAnsi="Times New Roman" w:cs="Times New Roman"/>
+                <w:kern w:val="0"/>
+                <w:sz w:val="24"/>
+                <w:szCs w:val="24"/>
+                <w:lang w:val="en-GB" w:eastAsia="en-GB" w:bidi="ar-SA"/>
+                <w14:ligatures w14:val="none"/>
+              </w:rPr>
+              <w:t>Relevant sections</w:t>
+            </w:r>
+          </w:p>
+        </w:tc>
+      </w:tr>
+    </w:tbl>
+    <w:p>
+      <w:pPr>
+        <w:keepNext/>
+        <w:keepLines/>
+        <w:spacing w:before="160" w:after="80"/>
+        <w:outlineLvl w:val="2"/>
+        <w:rPr>
+          <w:rFonts w:ascii="Times New Roman" w:eastAsia="Times New Roman" w:hAnsi="Times New Roman" w:cs="Times New Roman"/>
+          <w:b/>
+          <w:bCs/>
+          <w:kern w:val="0"/>
+          <w:sz w:val="27"/>
+          <w:szCs w:val="27"/>
+          <w:lang w:val="en-GB" w:eastAsia="en-GB" w:bidi="ar-SA"/>
+          <w14:ligatures w14:val="none"/>
+        </w:rPr>
+      </w:pPr>
+    </w:p>
+    <w:p>
+      <w:pPr>
+        <w:rPr>
+          <w:rFonts w:ascii="Times New Roman" w:eastAsia="Times New Roman" w:hAnsi="Times New Roman" w:cs="Times New Roman"/>
+          <w:b/>
+          <w:bCs/>
+          <w:kern w:val="0"/>
+          <w:sz w:val="27"/>
+          <w:szCs w:val="27"/>
+          <w:lang w:val="en-GB" w:eastAsia="en-GB" w:bidi="ar-SA"/>
+          <w14:ligatures w14:val="none"/>
+        </w:rPr>
+      </w:pPr>
+      <w:r>
+        <w:rPr>
+          <w:rFonts w:ascii="Times New Roman" w:eastAsia="Times New Roman" w:hAnsi="Times New Roman" w:cs="Times New Roman"/>
+          <w:b/>
+          <w:bCs/>
+          <w:kern w:val="0"/>
+          <w:sz w:val="27"/>
+          <w:szCs w:val="27"/>
+          <w:lang w:val="en-GB" w:eastAsia="en-GB" w:bidi="ar-SA"/>
+          <w14:ligatures w14:val="none"/>
+        </w:rPr>
+        <w:t>Document Hierarchy</w:t>
+      </w:r>
+    </w:p>
+    <w:p>
+      <w:pPr>
+        <w:spacing w:after="0"/>
+        <w:rPr>
+          <w:rFonts w:ascii="Courier New" w:eastAsia="Times New Roman" w:hAnsi="Courier New" w:cs="Courier New"/>
+          <w:kern w:val="0"/>
+          <w:sz w:val="20"/>
+          <w:szCs w:val="20"/>
+          <w:lang w:val="en-GB" w:eastAsia="en-GB" w:bidi="ar-SA"/>
+          <w14:ligatures w14:val="none"/>
+        </w:rPr>
+      </w:pPr>
+      <w:r>
+        <w:rPr>
+          <w:rFonts w:ascii="Courier New" w:eastAsia="Times New Roman" w:hAnsi="Courier New" w:cs="Courier New"/>
+          <w:kern w:val="0"/>
+          <w:sz w:val="20"/>
+          <w:szCs w:val="20"/>
+          <w:lang w:val="en-GB" w:eastAsia="en-GB" w:bidi="ar-SA"/>
+          <w14:ligatures w14:val="none"/>
+        </w:rPr>
+        <w:t>Level 1 – Policy</w:t>
+      </w:r>
+      <w:r>
+        <w:rPr>
+          <w:rFonts w:ascii="Courier New" w:eastAsia="Times New Roman" w:hAnsi="Courier New" w:cs="Courier New"/>
+          <w:kern w:val="0"/>
+          <w:sz w:val="20"/>
+          <w:szCs w:val="20"/>
+          <w:lang w:val="en-GB" w:eastAsia="en-GB" w:bidi="ar-SA"/>
+          <w14:ligatures w14:val="none"/>
+        </w:rPr>
+        <w:br/>
+        <w:t>Level 2 – Procedure</w:t>
+      </w:r>
+      <w:r>
+        <w:rPr>
+          <w:rFonts w:ascii="Courier New" w:eastAsia="Times New Roman" w:hAnsi="Courier New" w:cs="Courier New"/>
+          <w:kern w:val="0"/>
+          <w:sz w:val="20"/>
+          <w:szCs w:val="20"/>
+          <w:lang w:val="en-GB" w:eastAsia="en-GB" w:bidi="ar-SA"/>
+          <w14:ligatures w14:val="none"/>
+        </w:rPr>
+        <w:br/>
+        <w:t>Level 3 – Work Instruction</w:t>
+      </w:r>
+      <w:r>
+        <w:rPr>
+          <w:rFonts w:ascii="Courier New" w:eastAsia="Times New Roman" w:hAnsi="Courier New" w:cs="Courier New"/>
+          <w:kern w:val="0"/>
+          <w:sz w:val="20"/>
+          <w:szCs w:val="20"/>
+          <w:lang w:val="en-GB" w:eastAsia="en-GB" w:bidi="ar-SA"/>
+          <w14:ligatures w14:val="none"/>
+        </w:rPr>
+        <w:br/>
+        <w:t>Level 4 – Forms / Templates</w:t>
+      </w:r>
+    </w:p>
+    <w:p/>
     <w:p>
       <w:pPr>
         <w:rPr>
@@ -85,10 +1734,1640 @@
         <w:br w:type="page"/>
       </w:r>
     </w:p>
-    <w:p>
-      <w:pPr>
-        <w:spacing w:before="100" w:beforeAutospacing="1" w:after="100" w:afterAutospacing="1" w:line="240" w:lineRule="auto"/>
-        <w:outlineLvl w:val="0"/>
+    <w:sdt>
+      <w:sdtPr>
+        <w:id w:val="1021044116"/>
+        <w:docPartObj>
+          <w:docPartGallery w:val="Table of Contents"/>
+          <w:docPartUnique/>
+        </w:docPartObj>
+      </w:sdtPr>
+      <w:sdtEndPr>
+        <w:rPr>
+          <w:rFonts w:asciiTheme="minorHAnsi" w:eastAsiaTheme="minorHAnsi" w:hAnsiTheme="minorHAnsi" w:cstheme="minorBidi"/>
+          <w:b/>
+          <w:bCs/>
+          <w:noProof/>
+          <w:color w:val="auto"/>
+          <w:kern w:val="2"/>
+          <w:sz w:val="22"/>
+          <w:szCs w:val="22"/>
+          <w:lang w:bidi="ar-EG"/>
+          <w14:ligatures w14:val="standardContextual"/>
+        </w:rPr>
+      </w:sdtEndPr>
+      <w:sdtContent>
+        <w:p>
+          <w:pPr>
+            <w:pStyle w:val="TOCHeading"/>
+          </w:pPr>
+          <w:r>
+            <w:t>Contents</w:t>
+          </w:r>
+        </w:p>
+        <w:p>
+          <w:pPr>
+            <w:pStyle w:val="TOC1"/>
+            <w:tabs>
+              <w:tab w:val="right" w:leader="dot" w:pos="9016"/>
+            </w:tabs>
+            <w:rPr>
+              <w:noProof/>
+            </w:rPr>
+          </w:pPr>
+          <w:r>
+            <w:fldChar w:fldCharType="begin"/>
+          </w:r>
+          <w:r>
+            <w:instrText xml:space="preserve"> TOC \o "1-3" \h \z \u </w:instrText>
+          </w:r>
+          <w:r>
+            <w:fldChar w:fldCharType="separate"/>
+          </w:r>
+          <w:hyperlink w:anchor="_Toc224153319" w:history="1">
+            <w:r>
+              <w:rPr>
+                <w:rStyle w:val="Hyperlink"/>
+                <w:rFonts w:ascii="Times New Roman" w:eastAsia="Times New Roman" w:hAnsi="Times New Roman" w:cs="Times New Roman"/>
+                <w:b/>
+                <w:bCs/>
+                <w:noProof/>
+                <w:kern w:val="36"/>
+                <w:lang w:val="en-GB" w:eastAsia="en-GB"/>
+                <w14:ligatures w14:val="none"/>
+              </w:rPr>
+              <w:t>RAM ENTERPRISE P&amp;P WBS STRUCTURE – 07_Risk_Compliance</w:t>
+            </w:r>
+            <w:r>
+              <w:rPr>
+                <w:noProof/>
+                <w:webHidden/>
+              </w:rPr>
+              <w:tab/>
+            </w:r>
+            <w:r>
+              <w:rPr>
+                <w:noProof/>
+                <w:webHidden/>
+              </w:rPr>
+              <w:fldChar w:fldCharType="begin"/>
+            </w:r>
+            <w:r>
+              <w:rPr>
+                <w:noProof/>
+                <w:webHidden/>
+              </w:rPr>
+              <w:instrText xml:space="preserve"> PAGEREF _Toc224153319 \h </w:instrText>
+            </w:r>
+            <w:r>
+              <w:rPr>
+                <w:noProof/>
+                <w:webHidden/>
+              </w:rPr>
+            </w:r>
+            <w:r>
+              <w:rPr>
+                <w:noProof/>
+                <w:webHidden/>
+              </w:rPr>
+              <w:fldChar w:fldCharType="separate"/>
+            </w:r>
+            <w:r>
+              <w:rPr>
+                <w:noProof/>
+                <w:webHidden/>
+              </w:rPr>
+              <w:t>1</w:t>
+            </w:r>
+            <w:r>
+              <w:rPr>
+                <w:noProof/>
+                <w:webHidden/>
+              </w:rPr>
+              <w:fldChar w:fldCharType="end"/>
+            </w:r>
+          </w:hyperlink>
+        </w:p>
+        <w:p>
+          <w:pPr>
+            <w:pStyle w:val="TOC1"/>
+            <w:tabs>
+              <w:tab w:val="right" w:leader="dot" w:pos="9016"/>
+            </w:tabs>
+            <w:rPr>
+              <w:noProof/>
+            </w:rPr>
+          </w:pPr>
+          <w:hyperlink w:anchor="_Toc224153320" w:history="1">
+            <w:r>
+              <w:rPr>
+                <w:rStyle w:val="Hyperlink"/>
+                <w:rFonts w:ascii="Times New Roman" w:eastAsia="Times New Roman" w:hAnsi="Times New Roman" w:cs="Times New Roman"/>
+                <w:b/>
+                <w:bCs/>
+                <w:noProof/>
+                <w:kern w:val="36"/>
+                <w:lang w:val="en-GB" w:eastAsia="en-GB"/>
+                <w14:ligatures w14:val="none"/>
+              </w:rPr>
+              <w:t>07_Risk_Compliance</w:t>
+            </w:r>
+            <w:r>
+              <w:rPr>
+                <w:noProof/>
+                <w:webHidden/>
+              </w:rPr>
+              <w:tab/>
+            </w:r>
+            <w:r>
+              <w:rPr>
+                <w:noProof/>
+                <w:webHidden/>
+              </w:rPr>
+              <w:fldChar w:fldCharType="begin"/>
+            </w:r>
+            <w:r>
+              <w:rPr>
+                <w:noProof/>
+                <w:webHidden/>
+              </w:rPr>
+              <w:instrText xml:space="preserve"> PAGEREF _Toc224153320 \h </w:instrText>
+            </w:r>
+            <w:r>
+              <w:rPr>
+                <w:noProof/>
+                <w:webHidden/>
+              </w:rPr>
+            </w:r>
+            <w:r>
+              <w:rPr>
+                <w:noProof/>
+                <w:webHidden/>
+              </w:rPr>
+              <w:fldChar w:fldCharType="separate"/>
+            </w:r>
+            <w:r>
+              <w:rPr>
+                <w:noProof/>
+                <w:webHidden/>
+              </w:rPr>
+              <w:t>3</w:t>
+            </w:r>
+            <w:r>
+              <w:rPr>
+                <w:noProof/>
+                <w:webHidden/>
+              </w:rPr>
+              <w:fldChar w:fldCharType="end"/>
+            </w:r>
+          </w:hyperlink>
+        </w:p>
+        <w:p>
+          <w:pPr>
+            <w:pStyle w:val="TOC2"/>
+            <w:tabs>
+              <w:tab w:val="right" w:leader="dot" w:pos="9016"/>
+            </w:tabs>
+            <w:rPr>
+              <w:noProof/>
+            </w:rPr>
+          </w:pPr>
+          <w:hyperlink w:anchor="_Toc224153321" w:history="1">
+            <w:r>
+              <w:rPr>
+                <w:rStyle w:val="Hyperlink"/>
+                <w:rFonts w:ascii="Times New Roman" w:eastAsia="Times New Roman" w:hAnsi="Times New Roman" w:cs="Times New Roman"/>
+                <w:b/>
+                <w:bCs/>
+                <w:noProof/>
+                <w:kern w:val="0"/>
+                <w:lang w:val="en-GB" w:eastAsia="en-GB"/>
+                <w14:ligatures w14:val="none"/>
+              </w:rPr>
+              <w:t>07.1 Enterprise Risk Management (ERM) Policy</w:t>
+            </w:r>
+            <w:r>
+              <w:rPr>
+                <w:noProof/>
+                <w:webHidden/>
+              </w:rPr>
+              <w:tab/>
+            </w:r>
+            <w:r>
+              <w:rPr>
+                <w:noProof/>
+                <w:webHidden/>
+              </w:rPr>
+              <w:fldChar w:fldCharType="begin"/>
+            </w:r>
+            <w:r>
+              <w:rPr>
+                <w:noProof/>
+                <w:webHidden/>
+              </w:rPr>
+              <w:instrText xml:space="preserve"> PAGEREF _Toc224153321 \h </w:instrText>
+            </w:r>
+            <w:r>
+              <w:rPr>
+                <w:noProof/>
+                <w:webHidden/>
+              </w:rPr>
+            </w:r>
+            <w:r>
+              <w:rPr>
+                <w:noProof/>
+                <w:webHidden/>
+              </w:rPr>
+              <w:fldChar w:fldCharType="separate"/>
+            </w:r>
+            <w:r>
+              <w:rPr>
+                <w:noProof/>
+                <w:webHidden/>
+              </w:rPr>
+              <w:t>3</w:t>
+            </w:r>
+            <w:r>
+              <w:rPr>
+                <w:noProof/>
+                <w:webHidden/>
+              </w:rPr>
+              <w:fldChar w:fldCharType="end"/>
+            </w:r>
+          </w:hyperlink>
+        </w:p>
+        <w:p>
+          <w:pPr>
+            <w:pStyle w:val="TOC3"/>
+            <w:tabs>
+              <w:tab w:val="right" w:leader="dot" w:pos="9016"/>
+            </w:tabs>
+            <w:rPr>
+              <w:noProof/>
+            </w:rPr>
+          </w:pPr>
+          <w:hyperlink w:anchor="_Toc224153322" w:history="1">
+            <w:r>
+              <w:rPr>
+                <w:rStyle w:val="Hyperlink"/>
+                <w:rFonts w:ascii="Times New Roman" w:eastAsia="Times New Roman" w:hAnsi="Times New Roman" w:cs="Times New Roman"/>
+                <w:b/>
+                <w:bCs/>
+                <w:noProof/>
+                <w:kern w:val="0"/>
+                <w:lang w:val="en-GB" w:eastAsia="en-GB"/>
+                <w14:ligatures w14:val="none"/>
+              </w:rPr>
+              <w:t>07.1.1 Risk Governance Structure</w:t>
+            </w:r>
+            <w:r>
+              <w:rPr>
+                <w:noProof/>
+                <w:webHidden/>
+              </w:rPr>
+              <w:tab/>
+            </w:r>
+            <w:r>
+              <w:rPr>
+                <w:noProof/>
+                <w:webHidden/>
+              </w:rPr>
+              <w:fldChar w:fldCharType="begin"/>
+            </w:r>
+            <w:r>
+              <w:rPr>
+                <w:noProof/>
+                <w:webHidden/>
+              </w:rPr>
+              <w:instrText xml:space="preserve"> PAGEREF _Toc224153322 \h </w:instrText>
+            </w:r>
+            <w:r>
+              <w:rPr>
+                <w:noProof/>
+                <w:webHidden/>
+              </w:rPr>
+            </w:r>
+            <w:r>
+              <w:rPr>
+                <w:noProof/>
+                <w:webHidden/>
+              </w:rPr>
+              <w:fldChar w:fldCharType="separate"/>
+            </w:r>
+            <w:r>
+              <w:rPr>
+                <w:noProof/>
+                <w:webHidden/>
+              </w:rPr>
+              <w:t>3</w:t>
+            </w:r>
+            <w:r>
+              <w:rPr>
+                <w:noProof/>
+                <w:webHidden/>
+              </w:rPr>
+              <w:fldChar w:fldCharType="end"/>
+            </w:r>
+          </w:hyperlink>
+        </w:p>
+        <w:p>
+          <w:pPr>
+            <w:pStyle w:val="TOC3"/>
+            <w:tabs>
+              <w:tab w:val="right" w:leader="dot" w:pos="9016"/>
+            </w:tabs>
+            <w:rPr>
+              <w:noProof/>
+            </w:rPr>
+          </w:pPr>
+          <w:hyperlink w:anchor="_Toc224153323" w:history="1">
+            <w:r>
+              <w:rPr>
+                <w:rStyle w:val="Hyperlink"/>
+                <w:rFonts w:ascii="Times New Roman" w:eastAsia="Times New Roman" w:hAnsi="Times New Roman" w:cs="Times New Roman"/>
+                <w:b/>
+                <w:bCs/>
+                <w:noProof/>
+                <w:kern w:val="0"/>
+                <w:lang w:val="en-GB" w:eastAsia="en-GB"/>
+                <w14:ligatures w14:val="none"/>
+              </w:rPr>
+              <w:t>07.1.2 Risk Management Procedure</w:t>
+            </w:r>
+            <w:r>
+              <w:rPr>
+                <w:noProof/>
+                <w:webHidden/>
+              </w:rPr>
+              <w:tab/>
+            </w:r>
+            <w:r>
+              <w:rPr>
+                <w:noProof/>
+                <w:webHidden/>
+              </w:rPr>
+              <w:fldChar w:fldCharType="begin"/>
+            </w:r>
+            <w:r>
+              <w:rPr>
+                <w:noProof/>
+                <w:webHidden/>
+              </w:rPr>
+              <w:instrText xml:space="preserve"> PAGEREF _Toc224153323 \h </w:instrText>
+            </w:r>
+            <w:r>
+              <w:rPr>
+                <w:noProof/>
+                <w:webHidden/>
+              </w:rPr>
+            </w:r>
+            <w:r>
+              <w:rPr>
+                <w:noProof/>
+                <w:webHidden/>
+              </w:rPr>
+              <w:fldChar w:fldCharType="separate"/>
+            </w:r>
+            <w:r>
+              <w:rPr>
+                <w:noProof/>
+                <w:webHidden/>
+              </w:rPr>
+              <w:t>3</w:t>
+            </w:r>
+            <w:r>
+              <w:rPr>
+                <w:noProof/>
+                <w:webHidden/>
+              </w:rPr>
+              <w:fldChar w:fldCharType="end"/>
+            </w:r>
+          </w:hyperlink>
+        </w:p>
+        <w:p>
+          <w:pPr>
+            <w:pStyle w:val="TOC2"/>
+            <w:tabs>
+              <w:tab w:val="right" w:leader="dot" w:pos="9016"/>
+            </w:tabs>
+            <w:rPr>
+              <w:noProof/>
+            </w:rPr>
+          </w:pPr>
+          <w:hyperlink w:anchor="_Toc224153324" w:history="1">
+            <w:r>
+              <w:rPr>
+                <w:rStyle w:val="Hyperlink"/>
+                <w:rFonts w:ascii="Times New Roman" w:eastAsia="Times New Roman" w:hAnsi="Times New Roman" w:cs="Times New Roman"/>
+                <w:b/>
+                <w:bCs/>
+                <w:noProof/>
+                <w:kern w:val="0"/>
+                <w:lang w:val="en-GB" w:eastAsia="en-GB"/>
+                <w14:ligatures w14:val="none"/>
+              </w:rPr>
+              <w:t>07.2 Compliance Management System (CMS)</w:t>
+            </w:r>
+            <w:r>
+              <w:rPr>
+                <w:noProof/>
+                <w:webHidden/>
+              </w:rPr>
+              <w:tab/>
+            </w:r>
+            <w:r>
+              <w:rPr>
+                <w:noProof/>
+                <w:webHidden/>
+              </w:rPr>
+              <w:fldChar w:fldCharType="begin"/>
+            </w:r>
+            <w:r>
+              <w:rPr>
+                <w:noProof/>
+                <w:webHidden/>
+              </w:rPr>
+              <w:instrText xml:space="preserve"> PAGEREF _Toc224153324 \h </w:instrText>
+            </w:r>
+            <w:r>
+              <w:rPr>
+                <w:noProof/>
+                <w:webHidden/>
+              </w:rPr>
+            </w:r>
+            <w:r>
+              <w:rPr>
+                <w:noProof/>
+                <w:webHidden/>
+              </w:rPr>
+              <w:fldChar w:fldCharType="separate"/>
+            </w:r>
+            <w:r>
+              <w:rPr>
+                <w:noProof/>
+                <w:webHidden/>
+              </w:rPr>
+              <w:t>4</w:t>
+            </w:r>
+            <w:r>
+              <w:rPr>
+                <w:noProof/>
+                <w:webHidden/>
+              </w:rPr>
+              <w:fldChar w:fldCharType="end"/>
+            </w:r>
+          </w:hyperlink>
+        </w:p>
+        <w:p>
+          <w:pPr>
+            <w:pStyle w:val="TOC3"/>
+            <w:tabs>
+              <w:tab w:val="right" w:leader="dot" w:pos="9016"/>
+            </w:tabs>
+            <w:rPr>
+              <w:noProof/>
+            </w:rPr>
+          </w:pPr>
+          <w:hyperlink w:anchor="_Toc224153325" w:history="1">
+            <w:r>
+              <w:rPr>
+                <w:rStyle w:val="Hyperlink"/>
+                <w:rFonts w:ascii="Times New Roman" w:eastAsia="Times New Roman" w:hAnsi="Times New Roman" w:cs="Times New Roman"/>
+                <w:b/>
+                <w:bCs/>
+                <w:noProof/>
+                <w:kern w:val="0"/>
+                <w:lang w:val="en-GB" w:eastAsia="en-GB"/>
+                <w14:ligatures w14:val="none"/>
+              </w:rPr>
+              <w:t>07.2.1 Compliance Governance</w:t>
+            </w:r>
+            <w:r>
+              <w:rPr>
+                <w:noProof/>
+                <w:webHidden/>
+              </w:rPr>
+              <w:tab/>
+            </w:r>
+            <w:r>
+              <w:rPr>
+                <w:noProof/>
+                <w:webHidden/>
+              </w:rPr>
+              <w:fldChar w:fldCharType="begin"/>
+            </w:r>
+            <w:r>
+              <w:rPr>
+                <w:noProof/>
+                <w:webHidden/>
+              </w:rPr>
+              <w:instrText xml:space="preserve"> PAGEREF _Toc224153325 \h </w:instrText>
+            </w:r>
+            <w:r>
+              <w:rPr>
+                <w:noProof/>
+                <w:webHidden/>
+              </w:rPr>
+            </w:r>
+            <w:r>
+              <w:rPr>
+                <w:noProof/>
+                <w:webHidden/>
+              </w:rPr>
+              <w:fldChar w:fldCharType="separate"/>
+            </w:r>
+            <w:r>
+              <w:rPr>
+                <w:noProof/>
+                <w:webHidden/>
+              </w:rPr>
+              <w:t>5</w:t>
+            </w:r>
+            <w:r>
+              <w:rPr>
+                <w:noProof/>
+                <w:webHidden/>
+              </w:rPr>
+              <w:fldChar w:fldCharType="end"/>
+            </w:r>
+          </w:hyperlink>
+        </w:p>
+        <w:p>
+          <w:pPr>
+            <w:pStyle w:val="TOC3"/>
+            <w:tabs>
+              <w:tab w:val="right" w:leader="dot" w:pos="9016"/>
+            </w:tabs>
+            <w:rPr>
+              <w:noProof/>
+            </w:rPr>
+          </w:pPr>
+          <w:hyperlink w:anchor="_Toc224153326" w:history="1">
+            <w:r>
+              <w:rPr>
+                <w:rStyle w:val="Hyperlink"/>
+                <w:rFonts w:ascii="Times New Roman" w:eastAsia="Times New Roman" w:hAnsi="Times New Roman" w:cs="Times New Roman"/>
+                <w:b/>
+                <w:bCs/>
+                <w:noProof/>
+                <w:kern w:val="0"/>
+                <w:lang w:val="en-GB" w:eastAsia="en-GB"/>
+                <w14:ligatures w14:val="none"/>
+              </w:rPr>
+              <w:t>07.2.2 Policy Management Procedure</w:t>
+            </w:r>
+            <w:r>
+              <w:rPr>
+                <w:noProof/>
+                <w:webHidden/>
+              </w:rPr>
+              <w:tab/>
+            </w:r>
+            <w:r>
+              <w:rPr>
+                <w:noProof/>
+                <w:webHidden/>
+              </w:rPr>
+              <w:fldChar w:fldCharType="begin"/>
+            </w:r>
+            <w:r>
+              <w:rPr>
+                <w:noProof/>
+                <w:webHidden/>
+              </w:rPr>
+              <w:instrText xml:space="preserve"> PAGEREF _Toc224153326 \h </w:instrText>
+            </w:r>
+            <w:r>
+              <w:rPr>
+                <w:noProof/>
+                <w:webHidden/>
+              </w:rPr>
+            </w:r>
+            <w:r>
+              <w:rPr>
+                <w:noProof/>
+                <w:webHidden/>
+              </w:rPr>
+              <w:fldChar w:fldCharType="separate"/>
+            </w:r>
+            <w:r>
+              <w:rPr>
+                <w:noProof/>
+                <w:webHidden/>
+              </w:rPr>
+              <w:t>5</w:t>
+            </w:r>
+            <w:r>
+              <w:rPr>
+                <w:noProof/>
+                <w:webHidden/>
+              </w:rPr>
+              <w:fldChar w:fldCharType="end"/>
+            </w:r>
+          </w:hyperlink>
+        </w:p>
+        <w:p>
+          <w:pPr>
+            <w:pStyle w:val="TOC3"/>
+            <w:tabs>
+              <w:tab w:val="right" w:leader="dot" w:pos="9016"/>
+            </w:tabs>
+            <w:rPr>
+              <w:noProof/>
+            </w:rPr>
+          </w:pPr>
+          <w:hyperlink w:anchor="_Toc224153327" w:history="1">
+            <w:r>
+              <w:rPr>
+                <w:rStyle w:val="Hyperlink"/>
+                <w:rFonts w:ascii="Times New Roman" w:eastAsia="Times New Roman" w:hAnsi="Times New Roman" w:cs="Times New Roman"/>
+                <w:b/>
+                <w:bCs/>
+                <w:noProof/>
+                <w:kern w:val="0"/>
+                <w:lang w:val="en-GB" w:eastAsia="en-GB"/>
+                <w14:ligatures w14:val="none"/>
+              </w:rPr>
+              <w:t>07.2.3 Whistleblowing &amp; Ethics Procedure</w:t>
+            </w:r>
+            <w:r>
+              <w:rPr>
+                <w:noProof/>
+                <w:webHidden/>
+              </w:rPr>
+              <w:tab/>
+            </w:r>
+            <w:r>
+              <w:rPr>
+                <w:noProof/>
+                <w:webHidden/>
+              </w:rPr>
+              <w:fldChar w:fldCharType="begin"/>
+            </w:r>
+            <w:r>
+              <w:rPr>
+                <w:noProof/>
+                <w:webHidden/>
+              </w:rPr>
+              <w:instrText xml:space="preserve"> PAGEREF _Toc224153327 \h </w:instrText>
+            </w:r>
+            <w:r>
+              <w:rPr>
+                <w:noProof/>
+                <w:webHidden/>
+              </w:rPr>
+            </w:r>
+            <w:r>
+              <w:rPr>
+                <w:noProof/>
+                <w:webHidden/>
+              </w:rPr>
+              <w:fldChar w:fldCharType="separate"/>
+            </w:r>
+            <w:r>
+              <w:rPr>
+                <w:noProof/>
+                <w:webHidden/>
+              </w:rPr>
+              <w:t>5</w:t>
+            </w:r>
+            <w:r>
+              <w:rPr>
+                <w:noProof/>
+                <w:webHidden/>
+              </w:rPr>
+              <w:fldChar w:fldCharType="end"/>
+            </w:r>
+          </w:hyperlink>
+        </w:p>
+        <w:p>
+          <w:pPr>
+            <w:pStyle w:val="TOC2"/>
+            <w:tabs>
+              <w:tab w:val="right" w:leader="dot" w:pos="9016"/>
+            </w:tabs>
+            <w:rPr>
+              <w:noProof/>
+            </w:rPr>
+          </w:pPr>
+          <w:hyperlink w:anchor="_Toc224153328" w:history="1">
+            <w:r>
+              <w:rPr>
+                <w:rStyle w:val="Hyperlink"/>
+                <w:rFonts w:ascii="Times New Roman" w:eastAsia="Times New Roman" w:hAnsi="Times New Roman" w:cs="Times New Roman"/>
+                <w:b/>
+                <w:bCs/>
+                <w:noProof/>
+                <w:kern w:val="0"/>
+                <w:lang w:val="en-GB" w:eastAsia="en-GB"/>
+                <w14:ligatures w14:val="none"/>
+              </w:rPr>
+              <w:t>07.3 Internal Control Framework</w:t>
+            </w:r>
+            <w:r>
+              <w:rPr>
+                <w:noProof/>
+                <w:webHidden/>
+              </w:rPr>
+              <w:tab/>
+            </w:r>
+            <w:r>
+              <w:rPr>
+                <w:noProof/>
+                <w:webHidden/>
+              </w:rPr>
+              <w:fldChar w:fldCharType="begin"/>
+            </w:r>
+            <w:r>
+              <w:rPr>
+                <w:noProof/>
+                <w:webHidden/>
+              </w:rPr>
+              <w:instrText xml:space="preserve"> PAGEREF _Toc224153328 \h </w:instrText>
+            </w:r>
+            <w:r>
+              <w:rPr>
+                <w:noProof/>
+                <w:webHidden/>
+              </w:rPr>
+            </w:r>
+            <w:r>
+              <w:rPr>
+                <w:noProof/>
+                <w:webHidden/>
+              </w:rPr>
+              <w:fldChar w:fldCharType="separate"/>
+            </w:r>
+            <w:r>
+              <w:rPr>
+                <w:noProof/>
+                <w:webHidden/>
+              </w:rPr>
+              <w:t>6</w:t>
+            </w:r>
+            <w:r>
+              <w:rPr>
+                <w:noProof/>
+                <w:webHidden/>
+              </w:rPr>
+              <w:fldChar w:fldCharType="end"/>
+            </w:r>
+          </w:hyperlink>
+        </w:p>
+        <w:p>
+          <w:pPr>
+            <w:pStyle w:val="TOC3"/>
+            <w:tabs>
+              <w:tab w:val="right" w:leader="dot" w:pos="9016"/>
+            </w:tabs>
+            <w:rPr>
+              <w:noProof/>
+            </w:rPr>
+          </w:pPr>
+          <w:hyperlink w:anchor="_Toc224153329" w:history="1">
+            <w:r>
+              <w:rPr>
+                <w:rStyle w:val="Hyperlink"/>
+                <w:rFonts w:ascii="Times New Roman" w:eastAsia="Times New Roman" w:hAnsi="Times New Roman" w:cs="Times New Roman"/>
+                <w:b/>
+                <w:bCs/>
+                <w:noProof/>
+                <w:kern w:val="0"/>
+                <w:lang w:val="en-GB" w:eastAsia="en-GB"/>
+                <w14:ligatures w14:val="none"/>
+              </w:rPr>
+              <w:t>07.3.1 Control Environment</w:t>
+            </w:r>
+            <w:r>
+              <w:rPr>
+                <w:noProof/>
+                <w:webHidden/>
+              </w:rPr>
+              <w:tab/>
+            </w:r>
+            <w:r>
+              <w:rPr>
+                <w:noProof/>
+                <w:webHidden/>
+              </w:rPr>
+              <w:fldChar w:fldCharType="begin"/>
+            </w:r>
+            <w:r>
+              <w:rPr>
+                <w:noProof/>
+                <w:webHidden/>
+              </w:rPr>
+              <w:instrText xml:space="preserve"> PAGEREF _Toc224153329 \h </w:instrText>
+            </w:r>
+            <w:r>
+              <w:rPr>
+                <w:noProof/>
+                <w:webHidden/>
+              </w:rPr>
+            </w:r>
+            <w:r>
+              <w:rPr>
+                <w:noProof/>
+                <w:webHidden/>
+              </w:rPr>
+              <w:fldChar w:fldCharType="separate"/>
+            </w:r>
+            <w:r>
+              <w:rPr>
+                <w:noProof/>
+                <w:webHidden/>
+              </w:rPr>
+              <w:t>6</w:t>
+            </w:r>
+            <w:r>
+              <w:rPr>
+                <w:noProof/>
+                <w:webHidden/>
+              </w:rPr>
+              <w:fldChar w:fldCharType="end"/>
+            </w:r>
+          </w:hyperlink>
+        </w:p>
+        <w:p>
+          <w:pPr>
+            <w:pStyle w:val="TOC3"/>
+            <w:tabs>
+              <w:tab w:val="right" w:leader="dot" w:pos="9016"/>
+            </w:tabs>
+            <w:rPr>
+              <w:noProof/>
+            </w:rPr>
+          </w:pPr>
+          <w:hyperlink w:anchor="_Toc224153330" w:history="1">
+            <w:r>
+              <w:rPr>
+                <w:rStyle w:val="Hyperlink"/>
+                <w:rFonts w:ascii="Times New Roman" w:eastAsia="Times New Roman" w:hAnsi="Times New Roman" w:cs="Times New Roman"/>
+                <w:b/>
+                <w:bCs/>
+                <w:noProof/>
+                <w:kern w:val="0"/>
+                <w:lang w:val="en-GB" w:eastAsia="en-GB"/>
+                <w14:ligatures w14:val="none"/>
+              </w:rPr>
+              <w:t>07.3.2 Risk &amp; Control Matrix (RCM)</w:t>
+            </w:r>
+            <w:r>
+              <w:rPr>
+                <w:noProof/>
+                <w:webHidden/>
+              </w:rPr>
+              <w:tab/>
+            </w:r>
+            <w:r>
+              <w:rPr>
+                <w:noProof/>
+                <w:webHidden/>
+              </w:rPr>
+              <w:fldChar w:fldCharType="begin"/>
+            </w:r>
+            <w:r>
+              <w:rPr>
+                <w:noProof/>
+                <w:webHidden/>
+              </w:rPr>
+              <w:instrText xml:space="preserve"> PAGEREF _Toc224153330 \h </w:instrText>
+            </w:r>
+            <w:r>
+              <w:rPr>
+                <w:noProof/>
+                <w:webHidden/>
+              </w:rPr>
+            </w:r>
+            <w:r>
+              <w:rPr>
+                <w:noProof/>
+                <w:webHidden/>
+              </w:rPr>
+              <w:fldChar w:fldCharType="separate"/>
+            </w:r>
+            <w:r>
+              <w:rPr>
+                <w:noProof/>
+                <w:webHidden/>
+              </w:rPr>
+              <w:t>6</w:t>
+            </w:r>
+            <w:r>
+              <w:rPr>
+                <w:noProof/>
+                <w:webHidden/>
+              </w:rPr>
+              <w:fldChar w:fldCharType="end"/>
+            </w:r>
+          </w:hyperlink>
+        </w:p>
+        <w:p>
+          <w:pPr>
+            <w:pStyle w:val="TOC3"/>
+            <w:tabs>
+              <w:tab w:val="right" w:leader="dot" w:pos="9016"/>
+            </w:tabs>
+            <w:rPr>
+              <w:noProof/>
+            </w:rPr>
+          </w:pPr>
+          <w:hyperlink w:anchor="_Toc224153331" w:history="1">
+            <w:r>
+              <w:rPr>
+                <w:rStyle w:val="Hyperlink"/>
+                <w:rFonts w:ascii="Times New Roman" w:eastAsia="Times New Roman" w:hAnsi="Times New Roman" w:cs="Times New Roman"/>
+                <w:b/>
+                <w:bCs/>
+                <w:noProof/>
+                <w:kern w:val="0"/>
+                <w:lang w:val="en-GB" w:eastAsia="en-GB"/>
+                <w14:ligatures w14:val="none"/>
+              </w:rPr>
+              <w:t>07.3.3 Control Testing Procedure</w:t>
+            </w:r>
+            <w:r>
+              <w:rPr>
+                <w:noProof/>
+                <w:webHidden/>
+              </w:rPr>
+              <w:tab/>
+            </w:r>
+            <w:r>
+              <w:rPr>
+                <w:noProof/>
+                <w:webHidden/>
+              </w:rPr>
+              <w:fldChar w:fldCharType="begin"/>
+            </w:r>
+            <w:r>
+              <w:rPr>
+                <w:noProof/>
+                <w:webHidden/>
+              </w:rPr>
+              <w:instrText xml:space="preserve"> PAGEREF _Toc224153331 \h </w:instrText>
+            </w:r>
+            <w:r>
+              <w:rPr>
+                <w:noProof/>
+                <w:webHidden/>
+              </w:rPr>
+            </w:r>
+            <w:r>
+              <w:rPr>
+                <w:noProof/>
+                <w:webHidden/>
+              </w:rPr>
+              <w:fldChar w:fldCharType="separate"/>
+            </w:r>
+            <w:r>
+              <w:rPr>
+                <w:noProof/>
+                <w:webHidden/>
+              </w:rPr>
+              <w:t>6</w:t>
+            </w:r>
+            <w:r>
+              <w:rPr>
+                <w:noProof/>
+                <w:webHidden/>
+              </w:rPr>
+              <w:fldChar w:fldCharType="end"/>
+            </w:r>
+          </w:hyperlink>
+        </w:p>
+        <w:p>
+          <w:pPr>
+            <w:pStyle w:val="TOC2"/>
+            <w:tabs>
+              <w:tab w:val="right" w:leader="dot" w:pos="9016"/>
+            </w:tabs>
+            <w:rPr>
+              <w:noProof/>
+            </w:rPr>
+          </w:pPr>
+          <w:hyperlink w:anchor="_Toc224153332" w:history="1">
+            <w:r>
+              <w:rPr>
+                <w:rStyle w:val="Hyperlink"/>
+                <w:rFonts w:ascii="Times New Roman" w:eastAsia="Times New Roman" w:hAnsi="Times New Roman" w:cs="Times New Roman"/>
+                <w:b/>
+                <w:bCs/>
+                <w:noProof/>
+                <w:kern w:val="0"/>
+                <w:lang w:val="en-GB" w:eastAsia="en-GB"/>
+                <w14:ligatures w14:val="none"/>
+              </w:rPr>
+              <w:t>07.4 Anti-Fraud &amp; Anti-Corruption Policy</w:t>
+            </w:r>
+            <w:r>
+              <w:rPr>
+                <w:noProof/>
+                <w:webHidden/>
+              </w:rPr>
+              <w:tab/>
+            </w:r>
+            <w:r>
+              <w:rPr>
+                <w:noProof/>
+                <w:webHidden/>
+              </w:rPr>
+              <w:fldChar w:fldCharType="begin"/>
+            </w:r>
+            <w:r>
+              <w:rPr>
+                <w:noProof/>
+                <w:webHidden/>
+              </w:rPr>
+              <w:instrText xml:space="preserve"> PAGEREF _Toc224153332 \h </w:instrText>
+            </w:r>
+            <w:r>
+              <w:rPr>
+                <w:noProof/>
+                <w:webHidden/>
+              </w:rPr>
+            </w:r>
+            <w:r>
+              <w:rPr>
+                <w:noProof/>
+                <w:webHidden/>
+              </w:rPr>
+              <w:fldChar w:fldCharType="separate"/>
+            </w:r>
+            <w:r>
+              <w:rPr>
+                <w:noProof/>
+                <w:webHidden/>
+              </w:rPr>
+              <w:t>7</w:t>
+            </w:r>
+            <w:r>
+              <w:rPr>
+                <w:noProof/>
+                <w:webHidden/>
+              </w:rPr>
+              <w:fldChar w:fldCharType="end"/>
+            </w:r>
+          </w:hyperlink>
+        </w:p>
+        <w:p>
+          <w:pPr>
+            <w:pStyle w:val="TOC3"/>
+            <w:tabs>
+              <w:tab w:val="right" w:leader="dot" w:pos="9016"/>
+            </w:tabs>
+            <w:rPr>
+              <w:noProof/>
+            </w:rPr>
+          </w:pPr>
+          <w:hyperlink w:anchor="_Toc224153333" w:history="1">
+            <w:r>
+              <w:rPr>
+                <w:rStyle w:val="Hyperlink"/>
+                <w:rFonts w:ascii="Times New Roman" w:eastAsia="Times New Roman" w:hAnsi="Times New Roman" w:cs="Times New Roman"/>
+                <w:b/>
+                <w:bCs/>
+                <w:noProof/>
+                <w:kern w:val="0"/>
+                <w:lang w:val="en-GB" w:eastAsia="en-GB"/>
+                <w14:ligatures w14:val="none"/>
+              </w:rPr>
+              <w:t>07.4.1 Fraud Risk Assessment</w:t>
+            </w:r>
+            <w:r>
+              <w:rPr>
+                <w:noProof/>
+                <w:webHidden/>
+              </w:rPr>
+              <w:tab/>
+            </w:r>
+            <w:r>
+              <w:rPr>
+                <w:noProof/>
+                <w:webHidden/>
+              </w:rPr>
+              <w:fldChar w:fldCharType="begin"/>
+            </w:r>
+            <w:r>
+              <w:rPr>
+                <w:noProof/>
+                <w:webHidden/>
+              </w:rPr>
+              <w:instrText xml:space="preserve"> PAGEREF _Toc224153333 \h </w:instrText>
+            </w:r>
+            <w:r>
+              <w:rPr>
+                <w:noProof/>
+                <w:webHidden/>
+              </w:rPr>
+            </w:r>
+            <w:r>
+              <w:rPr>
+                <w:noProof/>
+                <w:webHidden/>
+              </w:rPr>
+              <w:fldChar w:fldCharType="separate"/>
+            </w:r>
+            <w:r>
+              <w:rPr>
+                <w:noProof/>
+                <w:webHidden/>
+              </w:rPr>
+              <w:t>7</w:t>
+            </w:r>
+            <w:r>
+              <w:rPr>
+                <w:noProof/>
+                <w:webHidden/>
+              </w:rPr>
+              <w:fldChar w:fldCharType="end"/>
+            </w:r>
+          </w:hyperlink>
+        </w:p>
+        <w:p>
+          <w:pPr>
+            <w:pStyle w:val="TOC3"/>
+            <w:tabs>
+              <w:tab w:val="right" w:leader="dot" w:pos="9016"/>
+            </w:tabs>
+            <w:rPr>
+              <w:noProof/>
+            </w:rPr>
+          </w:pPr>
+          <w:hyperlink w:anchor="_Toc224153334" w:history="1">
+            <w:r>
+              <w:rPr>
+                <w:rStyle w:val="Hyperlink"/>
+                <w:rFonts w:ascii="Times New Roman" w:eastAsia="Times New Roman" w:hAnsi="Times New Roman" w:cs="Times New Roman"/>
+                <w:b/>
+                <w:bCs/>
+                <w:noProof/>
+                <w:kern w:val="0"/>
+                <w:lang w:val="en-GB" w:eastAsia="en-GB"/>
+                <w14:ligatures w14:val="none"/>
+              </w:rPr>
+              <w:t>07.4.2 Investigation &amp; Disciplinary Process</w:t>
+            </w:r>
+            <w:r>
+              <w:rPr>
+                <w:noProof/>
+                <w:webHidden/>
+              </w:rPr>
+              <w:tab/>
+            </w:r>
+            <w:r>
+              <w:rPr>
+                <w:noProof/>
+                <w:webHidden/>
+              </w:rPr>
+              <w:fldChar w:fldCharType="begin"/>
+            </w:r>
+            <w:r>
+              <w:rPr>
+                <w:noProof/>
+                <w:webHidden/>
+              </w:rPr>
+              <w:instrText xml:space="preserve"> PAGEREF _Toc224153334 \h </w:instrText>
+            </w:r>
+            <w:r>
+              <w:rPr>
+                <w:noProof/>
+                <w:webHidden/>
+              </w:rPr>
+            </w:r>
+            <w:r>
+              <w:rPr>
+                <w:noProof/>
+                <w:webHidden/>
+              </w:rPr>
+              <w:fldChar w:fldCharType="separate"/>
+            </w:r>
+            <w:r>
+              <w:rPr>
+                <w:noProof/>
+                <w:webHidden/>
+              </w:rPr>
+              <w:t>7</w:t>
+            </w:r>
+            <w:r>
+              <w:rPr>
+                <w:noProof/>
+                <w:webHidden/>
+              </w:rPr>
+              <w:fldChar w:fldCharType="end"/>
+            </w:r>
+          </w:hyperlink>
+        </w:p>
+        <w:p>
+          <w:pPr>
+            <w:pStyle w:val="TOC2"/>
+            <w:tabs>
+              <w:tab w:val="right" w:leader="dot" w:pos="9016"/>
+            </w:tabs>
+            <w:rPr>
+              <w:noProof/>
+            </w:rPr>
+          </w:pPr>
+          <w:hyperlink w:anchor="_Toc224153335" w:history="1">
+            <w:r>
+              <w:rPr>
+                <w:rStyle w:val="Hyperlink"/>
+                <w:rFonts w:ascii="Times New Roman" w:eastAsia="Times New Roman" w:hAnsi="Times New Roman" w:cs="Times New Roman"/>
+                <w:b/>
+                <w:bCs/>
+                <w:noProof/>
+                <w:kern w:val="0"/>
+                <w:lang w:val="en-GB" w:eastAsia="en-GB"/>
+                <w14:ligatures w14:val="none"/>
+              </w:rPr>
+              <w:t>07.5 Business Continuity &amp; Crisis Management</w:t>
+            </w:r>
+            <w:r>
+              <w:rPr>
+                <w:noProof/>
+                <w:webHidden/>
+              </w:rPr>
+              <w:tab/>
+            </w:r>
+            <w:r>
+              <w:rPr>
+                <w:noProof/>
+                <w:webHidden/>
+              </w:rPr>
+              <w:fldChar w:fldCharType="begin"/>
+            </w:r>
+            <w:r>
+              <w:rPr>
+                <w:noProof/>
+                <w:webHidden/>
+              </w:rPr>
+              <w:instrText xml:space="preserve"> PAGEREF _Toc224153335 \h </w:instrText>
+            </w:r>
+            <w:r>
+              <w:rPr>
+                <w:noProof/>
+                <w:webHidden/>
+              </w:rPr>
+            </w:r>
+            <w:r>
+              <w:rPr>
+                <w:noProof/>
+                <w:webHidden/>
+              </w:rPr>
+              <w:fldChar w:fldCharType="separate"/>
+            </w:r>
+            <w:r>
+              <w:rPr>
+                <w:noProof/>
+                <w:webHidden/>
+              </w:rPr>
+              <w:t>7</w:t>
+            </w:r>
+            <w:r>
+              <w:rPr>
+                <w:noProof/>
+                <w:webHidden/>
+              </w:rPr>
+              <w:fldChar w:fldCharType="end"/>
+            </w:r>
+          </w:hyperlink>
+        </w:p>
+        <w:p>
+          <w:pPr>
+            <w:pStyle w:val="TOC3"/>
+            <w:tabs>
+              <w:tab w:val="right" w:leader="dot" w:pos="9016"/>
+            </w:tabs>
+            <w:rPr>
+              <w:noProof/>
+            </w:rPr>
+          </w:pPr>
+          <w:hyperlink w:anchor="_Toc224153336" w:history="1">
+            <w:r>
+              <w:rPr>
+                <w:rStyle w:val="Hyperlink"/>
+                <w:rFonts w:ascii="Times New Roman" w:eastAsia="Times New Roman" w:hAnsi="Times New Roman" w:cs="Times New Roman"/>
+                <w:b/>
+                <w:bCs/>
+                <w:noProof/>
+                <w:kern w:val="0"/>
+                <w:lang w:val="en-GB" w:eastAsia="en-GB"/>
+                <w14:ligatures w14:val="none"/>
+              </w:rPr>
+              <w:t>07.5.1 Business Continuity Plan (BCP)</w:t>
+            </w:r>
+            <w:r>
+              <w:rPr>
+                <w:noProof/>
+                <w:webHidden/>
+              </w:rPr>
+              <w:tab/>
+            </w:r>
+            <w:r>
+              <w:rPr>
+                <w:noProof/>
+                <w:webHidden/>
+              </w:rPr>
+              <w:fldChar w:fldCharType="begin"/>
+            </w:r>
+            <w:r>
+              <w:rPr>
+                <w:noProof/>
+                <w:webHidden/>
+              </w:rPr>
+              <w:instrText xml:space="preserve"> PAGEREF _Toc224153336 \h </w:instrText>
+            </w:r>
+            <w:r>
+              <w:rPr>
+                <w:noProof/>
+                <w:webHidden/>
+              </w:rPr>
+            </w:r>
+            <w:r>
+              <w:rPr>
+                <w:noProof/>
+                <w:webHidden/>
+              </w:rPr>
+              <w:fldChar w:fldCharType="separate"/>
+            </w:r>
+            <w:r>
+              <w:rPr>
+                <w:noProof/>
+                <w:webHidden/>
+              </w:rPr>
+              <w:t>7</w:t>
+            </w:r>
+            <w:r>
+              <w:rPr>
+                <w:noProof/>
+                <w:webHidden/>
+              </w:rPr>
+              <w:fldChar w:fldCharType="end"/>
+            </w:r>
+          </w:hyperlink>
+        </w:p>
+        <w:p>
+          <w:pPr>
+            <w:pStyle w:val="TOC3"/>
+            <w:tabs>
+              <w:tab w:val="right" w:leader="dot" w:pos="9016"/>
+            </w:tabs>
+            <w:rPr>
+              <w:noProof/>
+            </w:rPr>
+          </w:pPr>
+          <w:hyperlink w:anchor="_Toc224153337" w:history="1">
+            <w:r>
+              <w:rPr>
+                <w:rStyle w:val="Hyperlink"/>
+                <w:rFonts w:ascii="Times New Roman" w:eastAsia="Times New Roman" w:hAnsi="Times New Roman" w:cs="Times New Roman"/>
+                <w:b/>
+                <w:bCs/>
+                <w:noProof/>
+                <w:kern w:val="0"/>
+                <w:lang w:val="en-GB" w:eastAsia="en-GB"/>
+                <w14:ligatures w14:val="none"/>
+              </w:rPr>
+              <w:t>07.5.2 Crisis Response Team Structure</w:t>
+            </w:r>
+            <w:r>
+              <w:rPr>
+                <w:noProof/>
+                <w:webHidden/>
+              </w:rPr>
+              <w:tab/>
+            </w:r>
+            <w:r>
+              <w:rPr>
+                <w:noProof/>
+                <w:webHidden/>
+              </w:rPr>
+              <w:fldChar w:fldCharType="begin"/>
+            </w:r>
+            <w:r>
+              <w:rPr>
+                <w:noProof/>
+                <w:webHidden/>
+              </w:rPr>
+              <w:instrText xml:space="preserve"> PAGEREF _Toc224153337 \h </w:instrText>
+            </w:r>
+            <w:r>
+              <w:rPr>
+                <w:noProof/>
+                <w:webHidden/>
+              </w:rPr>
+            </w:r>
+            <w:r>
+              <w:rPr>
+                <w:noProof/>
+                <w:webHidden/>
+              </w:rPr>
+              <w:fldChar w:fldCharType="separate"/>
+            </w:r>
+            <w:r>
+              <w:rPr>
+                <w:noProof/>
+                <w:webHidden/>
+              </w:rPr>
+              <w:t>7</w:t>
+            </w:r>
+            <w:r>
+              <w:rPr>
+                <w:noProof/>
+                <w:webHidden/>
+              </w:rPr>
+              <w:fldChar w:fldCharType="end"/>
+            </w:r>
+          </w:hyperlink>
+        </w:p>
+        <w:p>
+          <w:pPr>
+            <w:pStyle w:val="TOC1"/>
+            <w:tabs>
+              <w:tab w:val="right" w:leader="dot" w:pos="9016"/>
+            </w:tabs>
+            <w:rPr>
+              <w:noProof/>
+            </w:rPr>
+          </w:pPr>
+          <w:hyperlink w:anchor="_Toc224153338" w:history="1">
+            <w:r>
+              <w:rPr>
+                <w:rStyle w:val="Hyperlink"/>
+                <w:rFonts w:ascii="Segoe UI Emoji" w:eastAsia="Times New Roman" w:hAnsi="Segoe UI Emoji" w:cs="Segoe UI Emoji"/>
+                <w:b/>
+                <w:bCs/>
+                <w:noProof/>
+                <w:kern w:val="36"/>
+                <w:lang w:val="en-GB" w:eastAsia="en-GB"/>
+                <w14:ligatures w14:val="none"/>
+              </w:rPr>
+              <w:t>🔷</w:t>
+            </w:r>
+            <w:r>
+              <w:rPr>
+                <w:rStyle w:val="Hyperlink"/>
+                <w:rFonts w:ascii="Times New Roman" w:eastAsia="Times New Roman" w:hAnsi="Times New Roman" w:cs="Times New Roman"/>
+                <w:b/>
+                <w:bCs/>
+                <w:noProof/>
+                <w:kern w:val="36"/>
+                <w:lang w:val="en-GB" w:eastAsia="en-GB"/>
+                <w14:ligatures w14:val="none"/>
+              </w:rPr>
+              <w:t xml:space="preserve"> Integrated Governance, Risk &amp; Compliance (GRC) Flow</w:t>
+            </w:r>
+            <w:r>
+              <w:rPr>
+                <w:noProof/>
+                <w:webHidden/>
+              </w:rPr>
+              <w:tab/>
+            </w:r>
+            <w:r>
+              <w:rPr>
+                <w:noProof/>
+                <w:webHidden/>
+              </w:rPr>
+              <w:fldChar w:fldCharType="begin"/>
+            </w:r>
+            <w:r>
+              <w:rPr>
+                <w:noProof/>
+                <w:webHidden/>
+              </w:rPr>
+              <w:instrText xml:space="preserve"> PAGEREF _Toc224153338 \h </w:instrText>
+            </w:r>
+            <w:r>
+              <w:rPr>
+                <w:noProof/>
+                <w:webHidden/>
+              </w:rPr>
+            </w:r>
+            <w:r>
+              <w:rPr>
+                <w:noProof/>
+                <w:webHidden/>
+              </w:rPr>
+              <w:fldChar w:fldCharType="separate"/>
+            </w:r>
+            <w:r>
+              <w:rPr>
+                <w:noProof/>
+                <w:webHidden/>
+              </w:rPr>
+              <w:t>8</w:t>
+            </w:r>
+            <w:r>
+              <w:rPr>
+                <w:noProof/>
+                <w:webHidden/>
+              </w:rPr>
+              <w:fldChar w:fldCharType="end"/>
+            </w:r>
+          </w:hyperlink>
+        </w:p>
+        <w:p>
+          <w:pPr>
+            <w:pStyle w:val="TOC1"/>
+            <w:tabs>
+              <w:tab w:val="right" w:leader="dot" w:pos="9016"/>
+            </w:tabs>
+            <w:rPr>
+              <w:noProof/>
+            </w:rPr>
+          </w:pPr>
+          <w:hyperlink w:anchor="_Toc224153339" w:history="1">
+            <w:r>
+              <w:rPr>
+                <w:rStyle w:val="Hyperlink"/>
+                <w:rFonts w:ascii="Segoe UI Emoji" w:eastAsia="Times New Roman" w:hAnsi="Segoe UI Emoji" w:cs="Segoe UI Emoji"/>
+                <w:b/>
+                <w:bCs/>
+                <w:noProof/>
+                <w:kern w:val="36"/>
+                <w:lang w:val="en-GB" w:eastAsia="en-GB"/>
+                <w14:ligatures w14:val="none"/>
+              </w:rPr>
+              <w:t>🔷</w:t>
+            </w:r>
+            <w:r>
+              <w:rPr>
+                <w:rStyle w:val="Hyperlink"/>
+                <w:rFonts w:ascii="Times New Roman" w:eastAsia="Times New Roman" w:hAnsi="Times New Roman" w:cs="Times New Roman"/>
+                <w:b/>
+                <w:bCs/>
+                <w:noProof/>
+                <w:kern w:val="36"/>
+                <w:lang w:val="en-GB" w:eastAsia="en-GB"/>
+                <w14:ligatures w14:val="none"/>
+              </w:rPr>
+              <w:t xml:space="preserve"> Key Deliverables Under 07_Risk_Compliance</w:t>
+            </w:r>
+            <w:r>
+              <w:rPr>
+                <w:noProof/>
+                <w:webHidden/>
+              </w:rPr>
+              <w:tab/>
+            </w:r>
+            <w:r>
+              <w:rPr>
+                <w:noProof/>
+                <w:webHidden/>
+              </w:rPr>
+              <w:fldChar w:fldCharType="begin"/>
+            </w:r>
+            <w:r>
+              <w:rPr>
+                <w:noProof/>
+                <w:webHidden/>
+              </w:rPr>
+              <w:instrText xml:space="preserve"> PAGEREF _Toc224153339 \h </w:instrText>
+            </w:r>
+            <w:r>
+              <w:rPr>
+                <w:noProof/>
+                <w:webHidden/>
+              </w:rPr>
+            </w:r>
+            <w:r>
+              <w:rPr>
+                <w:noProof/>
+                <w:webHidden/>
+              </w:rPr>
+              <w:fldChar w:fldCharType="separate"/>
+            </w:r>
+            <w:r>
+              <w:rPr>
+                <w:noProof/>
+                <w:webHidden/>
+              </w:rPr>
+              <w:t>8</w:t>
+            </w:r>
+            <w:r>
+              <w:rPr>
+                <w:noProof/>
+                <w:webHidden/>
+              </w:rPr>
+              <w:fldChar w:fldCharType="end"/>
+            </w:r>
+          </w:hyperlink>
+        </w:p>
+        <w:p>
+          <w:r>
+            <w:rPr>
+              <w:b/>
+              <w:bCs/>
+              <w:noProof/>
+            </w:rPr>
+            <w:fldChar w:fldCharType="end"/>
+          </w:r>
+        </w:p>
+      </w:sdtContent>
+    </w:sdt>
+    <w:p>
+      <w:pPr>
         <w:rPr>
           <w:rFonts w:ascii="Times New Roman" w:eastAsia="Times New Roman" w:hAnsi="Times New Roman" w:cs="Times New Roman"/>
           <w:b/>
@@ -111,9 +3390,40 @@
           <w:lang w:val="en-GB" w:eastAsia="en-GB" w:bidi="ar-SA"/>
           <w14:ligatures w14:val="none"/>
         </w:rPr>
+        <w:br w:type="page"/>
+      </w:r>
+    </w:p>
+    <w:p>
+      <w:pPr>
+        <w:spacing w:before="100" w:beforeAutospacing="1" w:after="100" w:afterAutospacing="1" w:line="240" w:lineRule="auto"/>
+        <w:outlineLvl w:val="0"/>
+        <w:rPr>
+          <w:rFonts w:ascii="Times New Roman" w:eastAsia="Times New Roman" w:hAnsi="Times New Roman" w:cs="Times New Roman"/>
+          <w:b/>
+          <w:bCs/>
+          <w:kern w:val="36"/>
+          <w:sz w:val="48"/>
+          <w:szCs w:val="48"/>
+          <w:lang w:val="en-GB" w:eastAsia="en-GB" w:bidi="ar-SA"/>
+          <w14:ligatures w14:val="none"/>
+        </w:rPr>
+      </w:pPr>
+      <w:bookmarkStart w:id="1" w:name="_Toc224153320"/>
+      <w:r>
+        <w:rPr>
+          <w:rFonts w:ascii="Times New Roman" w:eastAsia="Times New Roman" w:hAnsi="Times New Roman" w:cs="Times New Roman"/>
+          <w:b/>
+          <w:bCs/>
+          <w:kern w:val="36"/>
+          <w:sz w:val="48"/>
+          <w:szCs w:val="48"/>
+          <w:lang w:val="en-GB" w:eastAsia="en-GB" w:bidi="ar-SA"/>
+          <w14:ligatures w14:val="none"/>
+        </w:rPr>
         <w:lastRenderedPageBreak/>
         <w:t>07_Risk_Compliance</w:t>
       </w:r>
+      <w:bookmarkEnd w:id="1"/>
     </w:p>
     <w:p>
       <w:pPr>
@@ -182,6 +3492,7 @@
           <w14:ligatures w14:val="none"/>
         </w:rPr>
       </w:pPr>
+      <w:bookmarkStart w:id="2" w:name="_Toc224153321"/>
       <w:r>
         <w:rPr>
           <w:rFonts w:ascii="Times New Roman" w:eastAsia="Times New Roman" w:hAnsi="Times New Roman" w:cs="Times New Roman"/>
@@ -195,6 +3506,7 @@
         </w:rPr>
         <w:t>07.1 Enterprise Risk Management (ERM) Policy</w:t>
       </w:r>
+      <w:bookmarkEnd w:id="2"/>
     </w:p>
     <w:p>
       <w:pPr>
@@ -346,6 +3658,7 @@
           <w14:ligatures w14:val="none"/>
         </w:rPr>
       </w:pPr>
+      <w:bookmarkStart w:id="3" w:name="_Toc224153322"/>
       <w:r>
         <w:rPr>
           <w:rFonts w:ascii="Times New Roman" w:eastAsia="Times New Roman" w:hAnsi="Times New Roman" w:cs="Times New Roman"/>
@@ -359,6 +3672,7 @@
         </w:rPr>
         <w:t>07.1.1 Risk Governance Structure</w:t>
       </w:r>
+      <w:bookmarkEnd w:id="3"/>
     </w:p>
     <w:p>
       <w:pPr>
@@ -740,6 +4054,7 @@
           <w14:ligatures w14:val="none"/>
         </w:rPr>
       </w:pPr>
+      <w:bookmarkStart w:id="4" w:name="_Toc224153323"/>
       <w:r>
         <w:rPr>
           <w:rFonts w:ascii="Times New Roman" w:eastAsia="Times New Roman" w:hAnsi="Times New Roman" w:cs="Times New Roman"/>
@@ -753,6 +4068,7 @@
         </w:rPr>
         <w:t>07.1.2 Risk Management Procedure</w:t>
       </w:r>
+      <w:bookmarkEnd w:id="4"/>
     </w:p>
     <w:p>
       <w:pPr>
@@ -1973,6 +5289,7 @@
           <w14:ligatures w14:val="none"/>
         </w:rPr>
       </w:pPr>
+      <w:bookmarkStart w:id="5" w:name="_Toc224153324"/>
       <w:r>
         <w:rPr>
           <w:rFonts w:ascii="Times New Roman" w:eastAsia="Times New Roman" w:hAnsi="Times New Roman" w:cs="Times New Roman"/>
@@ -1986,6 +5303,7 @@
         </w:rPr>
         <w:t>07.2 Compliance Management System (CMS)</w:t>
       </w:r>
+      <w:bookmarkEnd w:id="5"/>
     </w:p>
     <w:p>
       <w:pPr>
@@ -2065,6 +5383,7 @@
           <w14:ligatures w14:val="none"/>
         </w:rPr>
       </w:pPr>
+      <w:bookmarkStart w:id="6" w:name="_Toc224153325"/>
       <w:r>
         <w:rPr>
           <w:rFonts w:ascii="Times New Roman" w:eastAsia="Times New Roman" w:hAnsi="Times New Roman" w:cs="Times New Roman"/>
@@ -2079,6 +5398,7 @@
         <w:lastRenderedPageBreak/>
         <w:t>07.2.1 Compliance Governance</w:t>
       </w:r>
+      <w:bookmarkEnd w:id="6"/>
     </w:p>
     <w:p>
       <w:pPr>
@@ -2457,6 +5777,7 @@
           <w14:ligatures w14:val="none"/>
         </w:rPr>
       </w:pPr>
+      <w:bookmarkStart w:id="7" w:name="_Toc224153326"/>
       <w:r>
         <w:rPr>
           <w:rFonts w:ascii="Times New Roman" w:eastAsia="Times New Roman" w:hAnsi="Times New Roman" w:cs="Times New Roman"/>
@@ -2470,6 +5791,7 @@
         </w:rPr>
         <w:t>07.2.2 Policy Management Procedure</w:t>
       </w:r>
+      <w:bookmarkEnd w:id="7"/>
     </w:p>
     <w:p>
       <w:pPr>
@@ -2711,6 +6033,7 @@
           <w14:ligatures w14:val="none"/>
         </w:rPr>
       </w:pPr>
+      <w:bookmarkStart w:id="8" w:name="_Toc224153327"/>
       <w:r>
         <w:rPr>
           <w:rFonts w:ascii="Times New Roman" w:eastAsia="Times New Roman" w:hAnsi="Times New Roman" w:cs="Times New Roman"/>
@@ -2724,6 +6047,7 @@
         </w:rPr>
         <w:t>07.2.3 Whistleblowing &amp; Ethics Procedure</w:t>
       </w:r>
+      <w:bookmarkEnd w:id="8"/>
     </w:p>
     <w:p>
       <w:pPr>
@@ -3075,6 +6399,7 @@
           <w14:ligatures w14:val="none"/>
         </w:rPr>
       </w:pPr>
+      <w:bookmarkStart w:id="9" w:name="_Toc224153328"/>
       <w:r>
         <w:rPr>
           <w:rFonts w:ascii="Times New Roman" w:eastAsia="Times New Roman" w:hAnsi="Times New Roman" w:cs="Times New Roman"/>
@@ -3088,6 +6413,7 @@
         </w:rPr>
         <w:t>07.3 Internal Control Framework</w:t>
       </w:r>
+      <w:bookmarkEnd w:id="9"/>
     </w:p>
     <w:p>
       <w:pPr>
@@ -3167,6 +6493,7 @@
           <w14:ligatures w14:val="none"/>
         </w:rPr>
       </w:pPr>
+      <w:bookmarkStart w:id="10" w:name="_Toc224153329"/>
       <w:r>
         <w:rPr>
           <w:rFonts w:ascii="Times New Roman" w:eastAsia="Times New Roman" w:hAnsi="Times New Roman" w:cs="Times New Roman"/>
@@ -3180,6 +6507,7 @@
         </w:rPr>
         <w:t>07.3.1 Control Environment</w:t>
       </w:r>
+      <w:bookmarkEnd w:id="10"/>
     </w:p>
     <w:p>
       <w:pPr>
@@ -3306,6 +6634,7 @@
           <w14:ligatures w14:val="none"/>
         </w:rPr>
       </w:pPr>
+      <w:bookmarkStart w:id="11" w:name="_Toc224153330"/>
       <w:r>
         <w:rPr>
           <w:rFonts w:ascii="Times New Roman" w:eastAsia="Times New Roman" w:hAnsi="Times New Roman" w:cs="Times New Roman"/>
@@ -3319,6 +6648,7 @@
         </w:rPr>
         <w:t>07.3.2 Risk &amp; Control Matrix (RCM)</w:t>
       </w:r>
+      <w:bookmarkEnd w:id="11"/>
     </w:p>
     <w:tbl>
       <w:tblPr>
@@ -3695,6 +7025,7 @@
           <w14:ligatures w14:val="none"/>
         </w:rPr>
       </w:pPr>
+      <w:bookmarkStart w:id="12" w:name="_Toc224153331"/>
       <w:r>
         <w:rPr>
           <w:rFonts w:ascii="Times New Roman" w:eastAsia="Times New Roman" w:hAnsi="Times New Roman" w:cs="Times New Roman"/>
@@ -3708,6 +7039,7 @@
         </w:rPr>
         <w:t>07.3.3 Control Testing Procedure</w:t>
       </w:r>
+      <w:bookmarkEnd w:id="12"/>
     </w:p>
     <w:p>
       <w:pPr>
@@ -4029,6 +7361,7 @@
           <w14:ligatures w14:val="none"/>
         </w:rPr>
       </w:pPr>
+      <w:bookmarkStart w:id="13" w:name="_Toc224153332"/>
       <w:r>
         <w:rPr>
           <w:rFonts w:ascii="Times New Roman" w:eastAsia="Times New Roman" w:hAnsi="Times New Roman" w:cs="Times New Roman"/>
@@ -4042,6 +7375,7 @@
         </w:rPr>
         <w:t>07.4 Anti-Fraud &amp; Anti-Corruption Policy</w:t>
       </w:r>
+      <w:bookmarkEnd w:id="13"/>
     </w:p>
     <w:p>
       <w:pPr>
@@ -4084,6 +7418,7 @@
           <w14:ligatures w14:val="none"/>
         </w:rPr>
       </w:pPr>
+      <w:bookmarkStart w:id="14" w:name="_Toc224153333"/>
       <w:r>
         <w:rPr>
           <w:rFonts w:ascii="Times New Roman" w:eastAsia="Times New Roman" w:hAnsi="Times New Roman" w:cs="Times New Roman"/>
@@ -4097,6 +7432,7 @@
         </w:rPr>
         <w:t>07.4.1 Fraud Risk Assessment</w:t>
       </w:r>
+      <w:bookmarkEnd w:id="14"/>
     </w:p>
     <w:p>
       <w:pPr>
@@ -4251,6 +7587,7 @@
           <w14:ligatures w14:val="none"/>
         </w:rPr>
       </w:pPr>
+      <w:bookmarkStart w:id="15" w:name="_Toc224153334"/>
       <w:r>
         <w:rPr>
           <w:rFonts w:ascii="Times New Roman" w:eastAsia="Times New Roman" w:hAnsi="Times New Roman" w:cs="Times New Roman"/>
@@ -4264,6 +7601,7 @@
         </w:rPr>
         <w:t>07.4.2 Investigation &amp; Disciplinary Process</w:t>
       </w:r>
+      <w:bookmarkEnd w:id="15"/>
     </w:p>
     <w:p>
       <w:pPr>
@@ -4472,6 +7810,7 @@
           <w14:ligatures w14:val="none"/>
         </w:rPr>
       </w:pPr>
+      <w:bookmarkStart w:id="16" w:name="_Toc224153335"/>
       <w:r>
         <w:rPr>
           <w:rFonts w:ascii="Times New Roman" w:eastAsia="Times New Roman" w:hAnsi="Times New Roman" w:cs="Times New Roman"/>
@@ -4485,6 +7824,7 @@
         </w:rPr>
         <w:t>07.5 Business Continuity &amp; Crisis Management</w:t>
       </w:r>
+      <w:bookmarkEnd w:id="16"/>
     </w:p>
     <w:p>
       <w:pPr>
@@ -4527,6 +7867,7 @@
           <w14:ligatures w14:val="none"/>
         </w:rPr>
       </w:pPr>
+      <w:bookmarkStart w:id="17" w:name="_Toc224153336"/>
       <w:r>
         <w:rPr>
           <w:rFonts w:ascii="Times New Roman" w:eastAsia="Times New Roman" w:hAnsi="Times New Roman" w:cs="Times New Roman"/>
@@ -4540,6 +7881,7 @@
         </w:rPr>
         <w:t>07.5.1 Business Continuity Plan (BCP)</w:t>
       </w:r>
+      <w:bookmarkEnd w:id="17"/>
     </w:p>
     <w:p>
       <w:pPr>
@@ -4694,6 +8036,7 @@
           <w14:ligatures w14:val="none"/>
         </w:rPr>
       </w:pPr>
+      <w:bookmarkStart w:id="18" w:name="_Toc224153337"/>
       <w:r>
         <w:rPr>
           <w:rFonts w:ascii="Times New Roman" w:eastAsia="Times New Roman" w:hAnsi="Times New Roman" w:cs="Times New Roman"/>
@@ -4707,6 +8050,7 @@
         </w:rPr>
         <w:t>07.5.2 Crisis Response Team Structure</w:t>
       </w:r>
+      <w:bookmarkEnd w:id="18"/>
     </w:p>
     <w:p>
       <w:pPr>
@@ -4916,6 +8260,7 @@
           <w14:ligatures w14:val="none"/>
         </w:rPr>
       </w:pPr>
+      <w:bookmarkStart w:id="19" w:name="_Toc224153338"/>
       <w:r>
         <w:rPr>
           <w:rFonts w:ascii="Segoe UI Emoji" w:eastAsia="Times New Roman" w:hAnsi="Segoe UI Emoji" w:cs="Segoe UI Emoji"/>
@@ -4942,6 +8287,7 @@
         </w:rPr>
         <w:t xml:space="preserve"> Integrated Governance, Risk &amp; Compliance (GRC) Flow</w:t>
       </w:r>
+      <w:bookmarkEnd w:id="19"/>
     </w:p>
     <w:p>
       <w:pPr>
@@ -5026,6 +8372,7 @@
           <w14:ligatures w14:val="none"/>
         </w:rPr>
       </w:pPr>
+      <w:bookmarkStart w:id="20" w:name="_Toc224153339"/>
       <w:r>
         <w:rPr>
           <w:rFonts w:ascii="Segoe UI Emoji" w:eastAsia="Times New Roman" w:hAnsi="Segoe UI Emoji" w:cs="Segoe UI Emoji"/>
@@ -5052,6 +8399,7 @@
         </w:rPr>
         <w:t xml:space="preserve"> Key Deliverables Under 07_Risk_Compliance</w:t>
       </w:r>
+      <w:bookmarkEnd w:id="20"/>
     </w:p>
     <w:tbl>
       <w:tblPr>
@@ -5771,6 +9119,16 @@
       </w:r>
     </w:p>
     <w:p>
+      <w:pPr>
+        <w:rPr>
+          <w:rFonts w:ascii="Times New Roman" w:eastAsia="Times New Roman" w:hAnsi="Times New Roman" w:cs="Times New Roman"/>
+          <w:kern w:val="0"/>
+          <w:sz w:val="24"/>
+          <w:szCs w:val="24"/>
+          <w:lang w:val="en-GB" w:eastAsia="en-GB" w:bidi="ar-SA"/>
+          <w14:ligatures w14:val="none"/>
+        </w:rPr>
+      </w:pPr>
       <w:r>
         <w:rPr>
           <w:rFonts w:ascii="Times New Roman" w:eastAsia="Times New Roman" w:hAnsi="Times New Roman" w:cs="Times New Roman"/>
@@ -5781,6 +9139,35 @@
           <w14:ligatures w14:val="none"/>
         </w:rPr>
         <w:t xml:space="preserve"> </w:t>
+      </w:r>
+    </w:p>
+    <w:p>
+      <w:pPr>
+        <w:rPr>
+          <w:rFonts w:ascii="Times New Roman" w:eastAsia="Times New Roman" w:hAnsi="Times New Roman" w:cs="Times New Roman"/>
+          <w:kern w:val="0"/>
+          <w:sz w:val="24"/>
+          <w:szCs w:val="24"/>
+          <w:lang w:val="en-GB" w:eastAsia="en-GB" w:bidi="ar-SA"/>
+          <w14:ligatures w14:val="none"/>
+        </w:rPr>
+      </w:pPr>
+      <w:r>
+        <w:rPr>
+          <w:rFonts w:ascii="Times New Roman" w:eastAsia="Times New Roman" w:hAnsi="Times New Roman" w:cs="Times New Roman"/>
+          <w:kern w:val="0"/>
+          <w:sz w:val="24"/>
+          <w:szCs w:val="24"/>
+          <w:lang w:val="en-GB" w:eastAsia="en-GB" w:bidi="ar-SA"/>
+          <w14:ligatures w14:val="none"/>
+        </w:rPr>
+        <w:br w:type="page"/>
+      </w:r>
+    </w:p>
+    <w:p>
+      <w:r>
+        <w:lastRenderedPageBreak/>
+        <w:t xml:space="preserve">End of document </w:t>
       </w:r>
     </w:p>
     <w:sectPr>
@@ -5942,7 +9329,13 @@
       <w:pStyle w:val="Header"/>
     </w:pPr>
     <w:r>
-      <w:t>RAM ENTERPRISE P&amp;P WBS STRUCTURE – 07_Risk_Compliance</w:t>
+      <w:t xml:space="preserve">RAM ENTERPRISE P&amp;P </w:t>
+    </w:r>
+    <w:r>
+      <w:t xml:space="preserve"> </w:t>
+    </w:r>
+    <w:r>
+      <w:t xml:space="preserve"> – 07_Risk_Compliance</w:t>
     </w:r>
   </w:p>
 </w:hdr>
@@ -11103,6 +14496,75 @@
       </w:tcPr>
     </w:tblStylePr>
   </w:style>
+  <w:style w:type="paragraph" w:styleId="TOCHeading">
+    <w:name w:val="TOC Heading"/>
+    <w:basedOn w:val="Heading1"/>
+    <w:next w:val="Normal"/>
+    <w:uiPriority w:val="39"/>
+    <w:unhideWhenUsed/>
+    <w:qFormat/>
+    <w:rsid w:val="00FA69C7"/>
+    <w:pPr>
+      <w:spacing w:before="240" w:after="0"/>
+      <w:outlineLvl w:val="9"/>
+    </w:pPr>
+    <w:rPr>
+      <w:kern w:val="0"/>
+      <w:sz w:val="32"/>
+      <w:szCs w:val="32"/>
+      <w:lang w:bidi="ar-SA"/>
+      <w14:ligatures w14:val="none"/>
+    </w:rPr>
+  </w:style>
+  <w:style w:type="paragraph" w:styleId="TOC1">
+    <w:name w:val="toc 1"/>
+    <w:basedOn w:val="Normal"/>
+    <w:next w:val="Normal"/>
+    <w:autoRedefine/>
+    <w:uiPriority w:val="39"/>
+    <w:unhideWhenUsed/>
+    <w:rsid w:val="00FA69C7"/>
+    <w:pPr>
+      <w:spacing w:after="100"/>
+    </w:pPr>
+  </w:style>
+  <w:style w:type="paragraph" w:styleId="TOC2">
+    <w:name w:val="toc 2"/>
+    <w:basedOn w:val="Normal"/>
+    <w:next w:val="Normal"/>
+    <w:autoRedefine/>
+    <w:uiPriority w:val="39"/>
+    <w:unhideWhenUsed/>
+    <w:rsid w:val="00FA69C7"/>
+    <w:pPr>
+      <w:spacing w:after="100"/>
+      <w:ind w:left="220"/>
+    </w:pPr>
+  </w:style>
+  <w:style w:type="paragraph" w:styleId="TOC3">
+    <w:name w:val="toc 3"/>
+    <w:basedOn w:val="Normal"/>
+    <w:next w:val="Normal"/>
+    <w:autoRedefine/>
+    <w:uiPriority w:val="39"/>
+    <w:unhideWhenUsed/>
+    <w:rsid w:val="00FA69C7"/>
+    <w:pPr>
+      <w:spacing w:after="100"/>
+      <w:ind w:left="440"/>
+    </w:pPr>
+  </w:style>
+  <w:style w:type="character" w:styleId="Hyperlink">
+    <w:name w:val="Hyperlink"/>
+    <w:basedOn w:val="DefaultParagraphFont"/>
+    <w:uiPriority w:val="99"/>
+    <w:unhideWhenUsed/>
+    <w:rsid w:val="00FA69C7"/>
+    <w:rPr>
+      <w:color w:val="467886" w:themeColor="hyperlink"/>
+      <w:u w:val="single"/>
+    </w:rPr>
+  </w:style>
 </w:styles>
 </file>
 

--- a/documents/word/07_Risk_Compliance.docx
+++ b/documents/word/07_Risk_Compliance.docx
@@ -351,7 +351,18 @@
                 <w:lang w:val="en-GB" w:eastAsia="en-GB" w:bidi="ar-SA"/>
                 <w14:ligatures w14:val="none"/>
               </w:rPr>
-              <w:t>RAM-PROC-013</w:t>
+              <w:t>RAM-PROC-0</w:t>
+            </w:r>
+            <w:r>
+              <w:rPr>
+                <w:rFonts w:ascii="Times New Roman" w:eastAsia="Times New Roman" w:hAnsi="Times New Roman" w:cs="Times New Roman"/>
+                <w:kern w:val="0"/>
+                <w:sz w:val="24"/>
+                <w:szCs w:val="24"/>
+                <w:lang w:val="en-GB" w:eastAsia="en-GB" w:bidi="ar-SA"/>
+                <w14:ligatures w14:val="none"/>
+              </w:rPr>
+              <w:t>7</w:t>
             </w:r>
           </w:p>
         </w:tc>
@@ -1736,6 +1747,15 @@
     </w:p>
     <w:sdt>
       <w:sdtPr>
+        <w:rPr>
+          <w:rFonts w:asciiTheme="minorHAnsi" w:eastAsiaTheme="minorHAnsi" w:hAnsiTheme="minorHAnsi" w:cstheme="minorBidi"/>
+          <w:color w:val="auto"/>
+          <w:kern w:val="2"/>
+          <w:sz w:val="22"/>
+          <w:szCs w:val="22"/>
+          <w:lang w:bidi="ar-EG"/>
+          <w14:ligatures w14:val="standardContextual"/>
+        </w:rPr>
         <w:id w:val="1021044116"/>
         <w:docPartObj>
           <w:docPartGallery w:val="Table of Contents"/>
@@ -1744,16 +1764,9 @@
       </w:sdtPr>
       <w:sdtEndPr>
         <w:rPr>
-          <w:rFonts w:asciiTheme="minorHAnsi" w:eastAsiaTheme="minorHAnsi" w:hAnsiTheme="minorHAnsi" w:cstheme="minorBidi"/>
           <w:b/>
           <w:bCs/>
           <w:noProof/>
-          <w:color w:val="auto"/>
-          <w:kern w:val="2"/>
-          <w:sz w:val="22"/>
-          <w:szCs w:val="22"/>
-          <w:lang w:bidi="ar-EG"/>
-          <w14:ligatures w14:val="standardContextual"/>
         </w:rPr>
       </w:sdtEndPr>
       <w:sdtContent>
